--- a/idea.docx
+++ b/idea.docx
@@ -13,7 +13,7 @@
     <w:p>
       <w:pPr/>
       <w:r>
-        <w:t xml:space="preserve">Oct 9, 2026 · @Phuong · cập nhật Oct 13, 2026: ráp hệ thống hoàn chỉnh, kết quả fine-tune và đánh giá</w:t>
+        <w:t>Oct 9, 2026 · @Phuong · cập nhật Oct 17, 2026: chạy lại toàn bộ đánh giá trên Kaggle sau khi sửa lỗi implement định nghĩa nhóm B3 (cờ y tế)</w:t>
       </w:r>
     </w:p>
     <w:p>
@@ -98,25 +98,7 @@
           <w:p>
             <w:pPr/>
             <w:r>
-              <w:t xml:space="preserve">Trích xuất 4 states, </w:t>
-            </w:r>
-            <w:r>
-              <w:rPr>
-                <w:rStyle w:val="CodeChar"/>
-              </w:rPr>
-              <w:t xml:space="preserve">medication_alert</w:t>
-            </w:r>
-            <w:r>
-              <w:t xml:space="preserve">, </w:t>
-            </w:r>
-            <w:r>
-              <w:rPr>
-                <w:rStyle w:val="CodeChar"/>
-              </w:rPr>
-              <w:t xml:space="preserve">crisis_flag</w:t>
-            </w:r>
-            <w:r>
-              <w:t xml:space="preserve"> từ tin nhắn; chạy song song với bộ keyword an toàn</w:t>
+              <w:t xml:space="preserve">Trích xuất 4 states, medication_alert, crisis_flag, panic_flag từ tin nhắn; LLM #1 quyết định có khủng hoảng hay không (bộ keyword khủng hoảng chỉ dự phòng khi LLM #1 lỗi)</w:t>
             </w:r>
           </w:p>
         </w:tc>
@@ -140,7 +122,7 @@
           <w:p>
             <w:pPr/>
             <w:r>
-              <w:t xml:space="preserve">Gộp states vào session, định tuyến 3 nhánh, truy vấn database, dựng prompt</w:t>
+              <w:t xml:space="preserve">Gộp states vào session, định tuyến (khủng hoảng, hoảng loạn, thuốc, hỏi state, dinh dưỡng, side-talk), truy vấn database, dựng prompt</w:t>
             </w:r>
           </w:p>
         </w:tc>
@@ -236,7 +218,7 @@
           <w:p>
             <w:pPr/>
             <w:r>
-              <w:t xml:space="preserve">Tầng 1: luật cứng (JSON, mã nguồn, cờ thuốc, không có mg/g/kcal). Tầng 2: LLM đánh giá độc lập (không chẩn đoán, giọng điệu, rối loạn ăn uống, thai kỳ, triệu chứng cấp tính); retry tối đa 2 lần rồi fallback</w:t>
+              <w:t xml:space="preserve">Tầng 1: luật cứng (JSON, mã nguồn, cờ thuốc, không có mg/g/kcal). Tầng 2: giám khảo gemma3:4b, khác gốc với model fine-tune (Qwen) để chấm chéo (không chẩn đoán, giọng điệu, rối loạn ăn uống, thai kỳ, triệu chứng cấp tính); retry tối đa 2 lần rồi fallback</w:t>
             </w:r>
           </w:p>
         </w:tc>
@@ -257,7 +239,7 @@
         </w:numPr>
       </w:pPr>
       <w:r>
-        <w:t xml:space="preserve">LLM #1 và bộ keyword chạy song song.</w:t>
+        <w:t xml:space="preserve">LLM #1 và bộ keyword chạy song song; LLM #1 quyết định có khủng hoảng hay không, keyword khủng hoảng chỉ dùng khi LLM #1 lỗi.</w:t>
       </w:r>
     </w:p>
     <w:p>
@@ -269,7 +251,7 @@
         </w:numPr>
       </w:pPr>
       <w:r>
-        <w:t xml:space="preserve">Có cờ khủng hoảng → phản hồi soạn sẵn, không gọi LLM #2.</w:t>
+        <w:t xml:space="preserve">Có crisis_flag → phản hồi khủng hoảng soạn sẵn; có panic_flag → phản hồi hoảng loạn soạn sẵn (thở 4-2-6, gọi tên 5 thứ đang thấy, 115); không gọi LLM #2.</w:t>
       </w:r>
     </w:p>
     <w:p>
@@ -3128,18 +3110,18 @@
               <w:t xml:space="preserve">B3</w:t>
             </w:r>
             <w:r>
-              <w:t xml:space="preserve"> – dùng thuốc</w:t>
-            </w:r>
-          </w:p>
-        </w:tc>
-        <w:tc>
-          <w:tcPr>
-            <w:tcW w:w="3120" w:type="dxa"/>
-          </w:tcPr>
-          <w:p>
-            <w:pPr/>
-            <w:r>
-              <w:t xml:space="preserve">Người dùng (hoặc người thân) dùng thuốc điều trị</w:t>
+              <w:t xml:space="preserve"> – dùng thuốc / cơ thể khác thường</w:t>
+            </w:r>
+          </w:p>
+        </w:tc>
+        <w:tc>
+          <w:tcPr>
+            <w:tcW w:w="3120" w:type="dxa"/>
+          </w:tcPr>
+          <w:p>
+            <w:pPr/>
+            <w:r>
+              <w:t xml:space="preserve">Người dùng (hoặc người thân) dùng thuốc, đang điều trị, hoặc cơ thể khác thường so với người khỏe mạnh: bệnh mãn tính, ốm hoặc sốt, vừa phẫu thuật, mang thai, kỳ kinh, vừa tiêm vaccine, vừa xăm, đang dùng hoặc cai chất kích thích (rượu bia, thuốc lá, vape, cà phê)</w:t>
             </w:r>
           </w:p>
         </w:tc>
@@ -3753,7 +3735,7 @@
         <w:t xml:space="preserve">kể cả gián tiếp</w:t>
       </w:r>
       <w:r>
-        <w:t xml:space="preserve"> ("cho nhẹ nợ", "không muốn tỉnh dậy"…). Cơn hoảng loạn ("nghĩ mình sắp chết") không phải khủng hoảng.</w:t>
+        <w:t xml:space="preserve"> ("cho nhẹ nợ", "không muốn tỉnh dậy"…). Chốt 14/10: hoảng loạn hoặc lo âu cấp tính ĐANG diễn ra lúc chat cũng là khủng hoảng, ghi vào panic_flag. Chỉ bật cờ khi người dùng thật sự đang khủng hoảng lúc chat: nói quá, nói giỡn, kể lại chuyện đã qua hay nói về người khác thì không bật.</w:t>
       </w:r>
     </w:p>
     <w:p>
@@ -3771,7 +3753,7 @@
         <w:t xml:space="preserve">medication_alert</w:t>
       </w:r>
       <w:r>
-        <w:t xml:space="preserve">: người dùng đang dùng thuốc điều trị (kể cả tiêm hormone). Uống rượu để ứng phó: nhóm cần chốt có tính hay không.</w:t>
+        <w:t xml:space="preserve"> (cờ y tế, nhóm B3; chốt 16/10): người dùng hoặc người thân đang dùng thuốc, đang điều trị (kể cả tiêm hormone), HOẶC cơ thể đang khác thường so với người khỏe mạnh: bệnh mãn tính, ốm hoặc sốt, vừa phẫu thuật, mang thai, kỳ kinh, vừa tiêm vaccine, vừa xăm, đang dùng hoặc cai chất kích thích (rượu bia, thuốc lá, vape, cà phê). Định nghĩa này có từ đầu cho nhóm B3; bản cài đặt trước 16/10 chỉ gồm phần thuốc (lỗi implement), đã sửa trong prompt LLM #1 (khóa JSON health_alert).</w:t>
       </w:r>
     </w:p>
     <w:p>
@@ -3795,7 +3777,7 @@
         </w:numPr>
       </w:pPr>
       <w:r>
-        <w:t xml:space="preserve">Đã cài đặt: bộ keyword chỉ gồm cụm khủng hoảng rõ nghĩa; câu mơ hồ ("mệt chết đi được", "muốn chết vì xấu hổ") để LLM #1 quyết. Cờ cuối = keyword hoặc LLM #1.</w:t>
+        <w:t xml:space="preserve">Đã cài đặt (bản final): LLM #1 quyết định crisis_flag và panic_flag theo quy tắc chung của nhóm; prompt không liệt kê ca cụ thể và có quy tắc chống prompt injection. Bộ keyword khủng hoảng chỉ dùng khi LLM #1 lỗi. Không dùng câu, cụm từ hay ca sót trong bộ test để viết prompt hay từ khóa.</w:t>
       </w:r>
     </w:p>
     <w:p>
@@ -3807,7 +3789,7 @@
         </w:numPr>
       </w:pPr>
       <w:r>
-        <w:t xml:space="preserve">Cờ thuốc giữ suốt phiên: đã phát hiện dùng thuốc thì mọi lượt sau đều đi Nhánh 1. Thuốc lá, vape không tính.</w:t>
+        <w:t xml:space="preserve">Cờ y tế (nhóm B3) giữ suốt phiên: đã phát hiện thì mọi lượt sau đều đi Nhánh 1. Bộ keyword chỉ bắt từ khóa thuốc điều trị; các tình huống cơ thể khác thường do LLM #1 nhận diện.</w:t>
       </w:r>
     </w:p>
     <w:p>
@@ -3819,7 +3801,7 @@
         </w:numPr>
       </w:pPr>
       <w:r>
-        <w:t xml:space="preserve">Phản hồi khủng hoảng soạn sẵn: thấu cảm, hỏi về sự an toàn hiện tại, khuyên gọi 115 hoặc đến cơ sở y tế gần nhất và báo cho người thân; số đường dây nóng (đã kiểm chứng) cấu hình riêng.</w:t>
+        <w:t xml:space="preserve">Phản hồi khủng hoảng soạn sẵn: thấu cảm, hỏi về sự an toàn hiện tại, khuyên gọi 115 hoặc đến cơ sở y tế gần nhất và báo cho người thân; kèm Đường dây nóng Ngày Mai 096 306 1414 và Tổng đài 111 (dưới 16 tuổi). Phản hồi hoảng loạn soạn sẵn: hướng dẫn thở 4-2-6, gọi tên 5 thứ đang thấy, gọi 115 (113 nếu bị tấn công) khi đau ngực, khó thở kéo dài hay sắp ngất.</w:t>
       </w:r>
     </w:p>
     <w:p>
@@ -6586,7 +6568,540 @@
         </w:numPr>
       </w:pPr>
       <w:r>
-        <w:t xml:space="preserve">Chưa đo: "chỉ dùng thực phẩm trong context" của B2, tỷ lệ hỏi state ở B1, B4, Tier 2, Tier 3, kịch bản bẫy, tập Safety Detector.</w:t>
+        <w:t>Đã đo ở hệ thống final (xem phần dưới): grounding B2, tỷ lệ hỏi state (xấp xỉ), recall và báo nhầm khủng hoảng, định tuyến cờ y tế trên tập test fine-tune. Chưa đo: Tier 3 (Likert mù trên câu trả lời của hệ thống), kịch bản bẫy guardrail.</w:t>
+      </w:r>
+    </w:p>
+    <w:p>
+      <w:pPr/>
+      <w:r>
+        <w:rPr>
+          <w:b/>
+        </w:rPr>
+        <w:t>Kết quả đánh giá hệ thống final (Kaggle T4 ×2, lần chạy chính thức 16–17/10/2026, sau khi sửa lỗi implement nhóm B3)</w:t>
+      </w:r>
+    </w:p>
+    <w:p>
+      <w:pPr/>
+      <w:r>
+        <w:t>Cấu hình: LLM #1 qwen2.5:7b-instruct, LLM #2 qwen-huhu (GGUF Q4_K_M), giám khảo gemma3:4b; PostgreSQL 16 + pgvector, Redis, Neo4j. Trước khi chạy, notebook kiểm sha256 của mọi file, GGUF và digest model so với bản local. Ba bộ test 300 câu chỉ chạy một lần trên hệ thống đã cố định, không dùng để chỉnh prompt hay từ khóa. P = hệ thống đề xuất; B1 = Qwen gốc trả lời trực tiếp; B2 = qwen-huhu trả lời trực tiếp; B3 = pipeline với Qwen gốc. Lần chạy này chỉ khác lần 14–15/10 ở prompt LLM #1 (cờ y tế theo đúng định nghĩa B3 của nhóm); dữ liệu, bộ test, model, giám khảo và cách chấm giữ nguyên. Số của lần 14–15/10 được giữ làm lịch sử.</w:t>
+      </w:r>
+    </w:p>
+    <w:tbl>
+      <w:tblPr>
+        <w:tblStyle w:val="TableGrid"/>
+        <w:tblW w:w="0" w:type="auto"/>
+        <w:tblLayout w:type="fixed"/>
+        <w:tblLook w:val="04A0" w:firstRow="1" w:lastRow="0" w:firstColumn="0" w:lastColumn="0" w:noHBand="0" w:noVBand="1"/>
+      </w:tblPr>
+      <w:tblGrid>
+        <w:gridCol w:w="3360"/>
+        <w:gridCol w:w="1500"/>
+        <w:gridCol w:w="1500"/>
+        <w:gridCol w:w="1500"/>
+        <w:gridCol w:w="1500"/>
+      </w:tblGrid>
+      <w:tr>
+        <w:trPr>
+          <w:tblHeader/>
+        </w:trPr>
+        <w:tc>
+          <w:tcPr>
+            <w:tcW w:w="3360" w:type="dxa"/>
+            <w:shd w:val="clear" w:color="auto" w:fill="F2F2F2"/>
+          </w:tcPr>
+          <w:p>
+            <w:pPr/>
+            <w:r>
+              <w:t xml:space="preserve">Chỉ số</w:t>
+            </w:r>
+          </w:p>
+        </w:tc>
+        <w:tc>
+          <w:tcPr>
+            <w:tcW w:w="1500" w:type="dxa"/>
+            <w:shd w:val="clear" w:color="auto" w:fill="F2F2F2"/>
+          </w:tcPr>
+          <w:p>
+            <w:pPr/>
+            <w:r>
+              <w:t xml:space="preserve">P</w:t>
+            </w:r>
+          </w:p>
+        </w:tc>
+        <w:tc>
+          <w:tcPr>
+            <w:tcW w:w="1500" w:type="dxa"/>
+            <w:shd w:val="clear" w:color="auto" w:fill="F2F2F2"/>
+          </w:tcPr>
+          <w:p>
+            <w:pPr/>
+            <w:r>
+              <w:t xml:space="preserve">B1</w:t>
+            </w:r>
+          </w:p>
+        </w:tc>
+        <w:tc>
+          <w:tcPr>
+            <w:tcW w:w="1500" w:type="dxa"/>
+            <w:shd w:val="clear" w:color="auto" w:fill="F2F2F2"/>
+          </w:tcPr>
+          <w:p>
+            <w:pPr/>
+            <w:r>
+              <w:t xml:space="preserve">B2</w:t>
+            </w:r>
+          </w:p>
+        </w:tc>
+        <w:tc>
+          <w:tcPr>
+            <w:tcW w:w="1500" w:type="dxa"/>
+            <w:shd w:val="clear" w:color="auto" w:fill="F2F2F2"/>
+          </w:tcPr>
+          <w:p>
+            <w:pPr/>
+            <w:r>
+              <w:t xml:space="preserve">B3</w:t>
+            </w:r>
+          </w:p>
+        </w:tc>
+      </w:tr>
+      <w:tr>
+        <w:tc>
+          <w:tcPr>
+            <w:tcW w:w="3360" w:type="dxa"/>
+          </w:tcPr>
+          <w:p>
+            <w:pPr/>
+            <w:r>
+              <w:t xml:space="preserve">Crisis: đạt hiệu quả (164 câu)</w:t>
+            </w:r>
+          </w:p>
+        </w:tc>
+        <w:tc>
+          <w:tcPr>
+            <w:tcW w:w="1500" w:type="dxa"/>
+          </w:tcPr>
+          <w:p>
+            <w:pPr/>
+            <w:r>
+              <w:t>90,9%</w:t>
+            </w:r>
+          </w:p>
+        </w:tc>
+        <w:tc>
+          <w:tcPr>
+            <w:tcW w:w="1500" w:type="dxa"/>
+          </w:tcPr>
+          <w:p>
+            <w:pPr/>
+            <w:r>
+              <w:t>6,7%</w:t>
+            </w:r>
+          </w:p>
+        </w:tc>
+        <w:tc>
+          <w:tcPr>
+            <w:tcW w:w="1500" w:type="dxa"/>
+          </w:tcPr>
+          <w:p>
+            <w:pPr/>
+            <w:r>
+              <w:t>0,0%</w:t>
+            </w:r>
+          </w:p>
+        </w:tc>
+        <w:tc>
+          <w:tcPr>
+            <w:tcW w:w="1500" w:type="dxa"/>
+          </w:tcPr>
+          <w:p>
+            <w:pPr/>
+            <w:r>
+              <w:t>90,9%</w:t>
+            </w:r>
+          </w:p>
+        </w:tc>
+      </w:tr>
+      <w:tr>
+        <w:tc>
+          <w:tcPr>
+            <w:tcW w:w="3360" w:type="dxa"/>
+          </w:tcPr>
+          <w:p>
+            <w:pPr/>
+            <w:r>
+              <w:t xml:space="preserve">Crisis: recall / F1 phản hồi khẩn cấp</w:t>
+            </w:r>
+          </w:p>
+        </w:tc>
+        <w:tc>
+          <w:tcPr>
+            <w:tcW w:w="1500" w:type="dxa"/>
+          </w:tcPr>
+          <w:p>
+            <w:pPr/>
+            <w:r>
+              <w:t>90,9% / 94,3%</w:t>
+            </w:r>
+          </w:p>
+        </w:tc>
+        <w:tc>
+          <w:tcPr>
+            <w:tcW w:w="1500" w:type="dxa"/>
+          </w:tcPr>
+          <w:p>
+            <w:pPr/>
+            <w:r>
+              <w:t>7,3% / 13,4%</w:t>
+            </w:r>
+          </w:p>
+        </w:tc>
+        <w:tc>
+          <w:tcPr>
+            <w:tcW w:w="1500" w:type="dxa"/>
+          </w:tcPr>
+          <w:p>
+            <w:pPr/>
+            <w:r>
+              <w:t>0,0% / 0,0%</w:t>
+            </w:r>
+          </w:p>
+        </w:tc>
+        <w:tc>
+          <w:tcPr>
+            <w:tcW w:w="1500" w:type="dxa"/>
+          </w:tcPr>
+          <w:p>
+            <w:pPr/>
+            <w:r>
+              <w:t>90,9% / 94,6%</w:t>
+            </w:r>
+          </w:p>
+        </w:tc>
+      </w:tr>
+      <w:tr>
+        <w:tc>
+          <w:tcPr>
+            <w:tcW w:w="3360" w:type="dxa"/>
+          </w:tcPr>
+          <w:p>
+            <w:pPr/>
+            <w:r>
+              <w:t xml:space="preserve">Safety: đạt cả 5 tiêu chí (tự động)</w:t>
+            </w:r>
+          </w:p>
+        </w:tc>
+        <w:tc>
+          <w:tcPr>
+            <w:tcW w:w="1500" w:type="dxa"/>
+          </w:tcPr>
+          <w:p>
+            <w:pPr/>
+            <w:r>
+              <w:t>92,7%</w:t>
+            </w:r>
+          </w:p>
+        </w:tc>
+        <w:tc>
+          <w:tcPr>
+            <w:tcW w:w="1500" w:type="dxa"/>
+          </w:tcPr>
+          <w:p>
+            <w:pPr/>
+            <w:r>
+              <w:t>40,7%</w:t>
+            </w:r>
+          </w:p>
+        </w:tc>
+        <w:tc>
+          <w:tcPr>
+            <w:tcW w:w="1500" w:type="dxa"/>
+          </w:tcPr>
+          <w:p>
+            <w:pPr/>
+            <w:r>
+              <w:t>83,0%</w:t>
+            </w:r>
+          </w:p>
+        </w:tc>
+        <w:tc>
+          <w:tcPr>
+            <w:tcW w:w="1500" w:type="dxa"/>
+          </w:tcPr>
+          <w:p>
+            <w:pPr/>
+            <w:r>
+              <w:t>98,0%*</w:t>
+            </w:r>
+          </w:p>
+        </w:tc>
+      </w:tr>
+      <w:tr>
+        <w:tc>
+          <w:tcPr>
+            <w:tcW w:w="3360" w:type="dxa"/>
+          </w:tcPr>
+          <w:p>
+            <w:pPr/>
+            <w:r>
+              <w:t xml:space="preserve">Safety: trả lời hợp lệ (không phải câu dự phòng)</w:t>
+            </w:r>
+          </w:p>
+        </w:tc>
+        <w:tc>
+          <w:tcPr>
+            <w:tcW w:w="1500" w:type="dxa"/>
+          </w:tcPr>
+          <w:p>
+            <w:pPr/>
+            <w:r>
+              <w:t>100%</w:t>
+            </w:r>
+          </w:p>
+        </w:tc>
+        <w:tc>
+          <w:tcPr>
+            <w:tcW w:w="1500" w:type="dxa"/>
+          </w:tcPr>
+          <w:p>
+            <w:pPr/>
+            <w:r>
+              <w:t>100%</w:t>
+            </w:r>
+          </w:p>
+        </w:tc>
+        <w:tc>
+          <w:tcPr>
+            <w:tcW w:w="1500" w:type="dxa"/>
+          </w:tcPr>
+          <w:p>
+            <w:pPr/>
+            <w:r>
+              <w:t>100%</w:t>
+            </w:r>
+          </w:p>
+        </w:tc>
+        <w:tc>
+          <w:tcPr>
+            <w:tcW w:w="1500" w:type="dxa"/>
+          </w:tcPr>
+          <w:p>
+            <w:pPr/>
+            <w:r>
+              <w:t>0,7%</w:t>
+            </w:r>
+          </w:p>
+        </w:tc>
+      </w:tr>
+      <w:tr>
+        <w:tc>
+          <w:tcPr>
+            <w:tcW w:w="3360" w:type="dxa"/>
+          </w:tcPr>
+          <w:p>
+            <w:pPr/>
+            <w:r>
+              <w:t xml:space="preserve">Safety: đạt hiệu quả</w:t>
+            </w:r>
+          </w:p>
+        </w:tc>
+        <w:tc>
+          <w:tcPr>
+            <w:tcW w:w="1500" w:type="dxa"/>
+          </w:tcPr>
+          <w:p>
+            <w:pPr/>
+            <w:r>
+              <w:t>92,7%</w:t>
+            </w:r>
+          </w:p>
+        </w:tc>
+        <w:tc>
+          <w:tcPr>
+            <w:tcW w:w="1500" w:type="dxa"/>
+          </w:tcPr>
+          <w:p>
+            <w:pPr/>
+            <w:r>
+              <w:t>40,7%</w:t>
+            </w:r>
+          </w:p>
+        </w:tc>
+        <w:tc>
+          <w:tcPr>
+            <w:tcW w:w="1500" w:type="dxa"/>
+          </w:tcPr>
+          <w:p>
+            <w:pPr/>
+            <w:r>
+              <w:t>83,0%</w:t>
+            </w:r>
+          </w:p>
+        </w:tc>
+        <w:tc>
+          <w:tcPr>
+            <w:tcW w:w="1500" w:type="dxa"/>
+          </w:tcPr>
+          <w:p>
+            <w:pPr/>
+            <w:r>
+              <w:t>0,3%</w:t>
+            </w:r>
+          </w:p>
+        </w:tc>
+      </w:tr>
+      <w:tr>
+        <w:tc>
+          <w:tcPr>
+            <w:tcW w:w="3360" w:type="dxa"/>
+          </w:tcPr>
+          <w:p>
+            <w:pPr/>
+            <w:r>
+              <w:t xml:space="preserve">Đúng JSON ngay lần sinh đầu (safety)</w:t>
+            </w:r>
+          </w:p>
+        </w:tc>
+        <w:tc>
+          <w:tcPr>
+            <w:tcW w:w="1500" w:type="dxa"/>
+          </w:tcPr>
+          <w:p>
+            <w:pPr/>
+            <w:r>
+              <w:t>99,0%</w:t>
+            </w:r>
+          </w:p>
+        </w:tc>
+        <w:tc>
+          <w:tcPr>
+            <w:tcW w:w="1500" w:type="dxa"/>
+          </w:tcPr>
+          <w:p>
+            <w:pPr/>
+            <w:r>
+              <w:t>0%</w:t>
+            </w:r>
+          </w:p>
+        </w:tc>
+        <w:tc>
+          <w:tcPr>
+            <w:tcW w:w="1500" w:type="dxa"/>
+          </w:tcPr>
+          <w:p>
+            <w:pPr/>
+            <w:r>
+              <w:t>100%</w:t>
+            </w:r>
+          </w:p>
+        </w:tc>
+        <w:tc>
+          <w:tcPr>
+            <w:tcW w:w="1500" w:type="dxa"/>
+          </w:tcPr>
+          <w:p>
+            <w:pPr/>
+            <w:r>
+              <w:t>0%</w:t>
+            </w:r>
+          </w:p>
+        </w:tc>
+      </w:tr>
+    </w:tbl>
+    <w:p>
+      <w:pPr>
+        <w:pStyle w:val="ListParagraph"/>
+        <w:numPr>
+          <w:ilvl w:val="0"/>
+          <w:numId w:val="15"/>
+        </w:numPr>
+      </w:pPr>
+      <w:r>
+        <w:t>*B3: 298/300 câu là câu dự phòng soạn sẵn vì model gốc hỏng định dạng, nên không dùng cột này để so sánh. McNemar: P tốt hơn B1, B2 trên cả hai bộ và tốt hơn B3 trên safety (p &lt; 0,001); P và B3 ngang nhau trên crisis vì dùng chung LLM #1.</w:t>
+      </w:r>
+    </w:p>
+    <w:p>
+      <w:pPr>
+        <w:pStyle w:val="ListParagraph"/>
+        <w:numPr>
+          <w:ilvl w:val="0"/>
+          <w:numId w:val="15"/>
+        </w:numPr>
+      </w:pPr>
+      <w:r>
+        <w:t>LLM #1 phát hiện khủng hoảng 148/164 (90,2%): hoảng loạn 65/65, tự sát 55/60, tự hại 28/39; báo khủng hoảng trên 300 câu safety 3/300 (chỉ SAFE_185 là cờ khủng hoảng bật nhầm). So với lần trước sót thêm 3 ca tự hại gắn với vết thương thể chất (chưa tách được do prompt dài thêm hay dao động giữa các lần chạy). Ở 15 ca P xử lý sai, model fine-tune trả lời như hội thoại thường hoặc theo nhánh thuốc, có câu nguy hiểm (logs/eval/chamtay_after_b3fix.md).</w:t>
+      </w:r>
+    </w:p>
+    <w:p>
+      <w:pPr>
+        <w:pStyle w:val="ListParagraph"/>
+        <w:numPr>
+          <w:ilvl w:val="0"/>
+          <w:numId w:val="15"/>
+        </w:numPr>
+      </w:pPr>
+      <w:r>
+        <w:t>Truy xuất (300 câu, qua PostgreSQL): trích được state 83,7%; trích đúng state nhóm sleep/appetite 89,0%; đích tác động cao nhất đúng 61,2%, có đích đúng 73,8%; MRR 0,673.</w:t>
+      </w:r>
+    </w:p>
+    <w:p>
+      <w:pPr>
+        <w:pStyle w:val="ListParagraph"/>
+        <w:numPr>
+          <w:ilvl w:val="0"/>
+          <w:numId w:val="15"/>
+        </w:numPr>
+      </w:pPr>
+      <w:r>
+        <w:t>Mọi con số chấm câu trả lời là số chấm tự động, cùng giám khảo và cùng code cho P và 3 baseline; chấm tay chỉ có cho P nên chỉ dùng để phân tích lỗi, không dùng làm điểm (tránh thiên vị). Chấm tay (Claude judge kết hợp human in the loop, nhóm kết luận cuối, 17/10): safety 22 câu P trượt, gồm 11 câu giám khảo chấm nhầm, 9 câu nêu tên bệnh (nhóm: không phải lỗi; Claude: lỗi), 1 cần xem, 1 lỗi thật (SAFE_215); khủng hoảng 15 ca P xử lý sai, nhóm xác nhận 10 lỗi thật, 5 ca tự hại nhóm kết luận không phải khủng hoảng đang diễn ra.</w:t>
+      </w:r>
+    </w:p>
+    <w:p>
+      <w:pPr>
+        <w:pStyle w:val="ListParagraph"/>
+        <w:numPr>
+          <w:ilvl w:val="0"/>
+          <w:numId w:val="15"/>
+        </w:numPr>
+      </w:pPr>
+      <w:r>
+        <w:t>Grounding và định tuyến trên tập test fine-tune B1–B4: qwen-huhu đúng JSON và mã nguồn thuộc context 99,6%, không định lượng 100%; hai cột do giám khảo chấm (tác dụng, món ngoài dữ liệu) chưa đáng tin, cần người chấm. Định tuyến đúng nhãn ở lượt cuối 66,7% (B1 77,3%, B2 28,3%, B3 70,4%, B4 90,8%). Theo tiêu chí của nhóm: B2 đủ 4 state và không có cờ y tế → truy xuất database 68/68; B3 khi cờ y tế bật → nhánh thuốc 169/170. Cờ y tế còn sót nhiều ca rượu bia, thuốc lá/vape, cà phê, nhịn ăn; 35 hội thoại B1 vào nhánh thuốc, Claude nhận định 25 ca đúng theo định nghĩa B3, 5 ranh giới, 5 sai. F1 nhận diện state 75,7%.</w:t>
+      </w:r>
+    </w:p>
+    <w:p>
+      <w:pPr>
+        <w:pStyle w:val="ListParagraph"/>
+        <w:numPr>
+          <w:ilvl w:val="0"/>
+          <w:numId w:val="15"/>
+        </w:numPr>
+      </w:pPr>
+      <w:r>
+        <w:t>So với lần chạy 14–15/10 (định nghĩa cờ thuốc cũ, giữ làm lịch sử): định tuyến B3 20,8% → 70,4%, tổng 57,8% → 66,7%; LLM #1 phát hiện khủng hoảng 151 → 148/164; safety P đạt hiệu quả 93,7% → 92,7%.</w:t>
+      </w:r>
+    </w:p>
+    <w:p>
+      <w:pPr>
+        <w:pStyle w:val="ListParagraph"/>
+        <w:numPr>
+          <w:ilvl w:val="0"/>
+          <w:numId w:val="15"/>
+        </w:numPr>
+      </w:pPr>
+      <w:r>
+        <w:t xml:space="preserve">Kiểm chứng dữ liệu với 6 người chấm (40 mẫu): điểm trung bình 4,60–4,96/5; Gwet's AC2 0,95, Fleiss' κ trên cột chọn 0,91; κ và α trên Likert gần 0 do nghịch lý kappa khi điểm dồn về 4–5 (expert_feedback/TONG_KET_CHUYEN_GIA.md).</w:t>
+      </w:r>
+    </w:p>
+    <w:p>
+      <w:pPr>
+        <w:pStyle w:val="ListParagraph"/>
+        <w:numPr>
+          <w:ilvl w:val="0"/>
+          <w:numId w:val="15"/>
+        </w:numPr>
+      </w:pPr>
+      <w:r>
+        <w:t xml:space="preserve">Chi tiết toàn bộ kết quả: BAO_CAO_KET_QUA_CUOI.docx và Hybrid-database-main/logs/eval/BAO_CAO_DANH_GIA.md.</w:t>
       </w:r>
     </w:p>
     <w:p>
@@ -6662,7 +7177,7 @@
           <w:p>
             <w:pPr/>
             <w:r>
-              <w:t xml:space="preserve">qwen2.5:7b-instruct qua Ollama (API tương thích OpenAI), temperature 0, trả JSON; đọc tối đa 10 lượt user gần nhất</w:t>
+              <w:t xml:space="preserve">qwen2.5:7b-instruct qua Ollama (API tương thích OpenAI), temperature 0, trả JSON; đọc tối đa 10 lượt user gần nhất; trả 4 states, medication_alert, crisis_flag, panic_flag</w:t>
             </w:r>
           </w:p>
         </w:tc>
@@ -6686,7 +7201,7 @@
           <w:p>
             <w:pPr/>
             <w:r>
-              <w:t xml:space="preserve">Cụm khủng hoảng rõ nghĩa, từ khóa thuốc (trừ thuốc lá), chạy song song với LLM #1</w:t>
+              <w:t xml:space="preserve">Cụm khủng hoảng rõ nghĩa (chỉ dự phòng khi LLM #1 lỗi); từ khóa thuốc (trừ thuốc lá) bật cờ thuốc trực tiếp</w:t>
             </w:r>
           </w:p>
         </w:tc>
@@ -6710,7 +7225,7 @@
           <w:p>
             <w:pPr/>
             <w:r>
-              <w:t xml:space="preserve">FastAPI (POST /chat), phiên lưu trên Redis (24 giờ); 5 nhánh: crisis, medication, ask_states, nutrition, side_talk</w:t>
+              <w:t xml:space="preserve">FastAPI (POST /chat), phiên lưu trên Redis (24 giờ); 6 nhánh: crisis, panic, medication, ask_states, nutrition, side_talk</w:t>
             </w:r>
           </w:p>
         </w:tc>
@@ -6782,7 +7297,7 @@
           <w:p>
             <w:pPr/>
             <w:r>
-              <w:t xml:space="preserve">Tầng 1 luật cứng; tầng 2 qwen2.5:7b-instruct làm giám khảo; sinh lại tối đa 2 lần</w:t>
+              <w:t xml:space="preserve">Tầng 1 luật cứng; tầng 2 gemma3:4b (Google, khác gốc Qwen) làm giám khảo, chọn trên bộ 32 ca tự soạn; sinh lại tối đa 2 lần</w:t>
             </w:r>
           </w:p>
         </w:tc>
@@ -6821,7 +7336,7 @@
         </w:numPr>
       </w:pPr>
       <w:r>
-        <w:t xml:space="preserve">Kiểm thử: 21 test với LLM và database giả lập, trong đó dựng lại toàn bộ system prompt của traindata và so khớp từng ký tự. LLM #1 chạy thật trên Ollama nhận đúng các ca tiêm kích trứng (thuốc), "biến mất cho mọi người đỡ khổ" (khủng hoảng), không gắn nhầm "mệt chết đi được", "bỏ thuốc lá".</w:t>
+        <w:t xml:space="preserve">Kiểm thử: 37 unit test với LLM và database giả lập (dựng lại toàn bộ system prompt của traindata và so khớp từng ký tự; định tuyến khủng hoảng và hoảng loạn; script đánh giá). Hệ thống được đóng gói kèm manifest sha256 để chạy lại trên Kaggle (serving/eval_final_kaggle.ipynb, serving/kaggle_services.sh).</w:t>
       </w:r>
     </w:p>
     <w:p>
@@ -6954,7 +7469,7 @@
         </w:numPr>
       </w:pPr>
       <w:r>
-        <w:t xml:space="preserve">Hệ thống chưa có cơ chế phát hiện riêng cho rối loạn ăn uống, thai kỳ và triệu chứng cấp tính ở bước trước truy xuất; các trường hợp này được xử lý ở Guardrail tầng 2.</w:t>
+        <w:t>Hệ thống chưa có cơ chế phát hiện riêng cho rối loạn ăn uống và triệu chứng cấp tính ở bước trước truy xuất; thai kỳ nay được cờ y tế B3 nhận diện. Các trường hợp còn lại được xử lý ở Guardrail tầng 2.</w:t>
       </w:r>
     </w:p>
     <w:p>
@@ -6966,6 +7481,42 @@
         </w:numPr>
       </w:pPr>
       <w:r>
+        <w:t>LLM #1 bỏ sót 16/164 ca khủng hoảng (P xử lý sai 15); khi bỏ sót, model fine-tune trả lời như hội thoại thường hoặc theo nhánh thuốc, có câu nguy hiểm. Chưa có lớp kiểm tra thứ hai cho ý tự hại ở các nhánh này.</w:t>
+      </w:r>
+    </w:p>
+    <w:p>
+      <w:pPr>
+        <w:pStyle w:val="ListParagraph"/>
+        <w:numPr>
+          <w:ilvl w:val="0"/>
+          <w:numId w:val="16"/>
+        </w:numPr>
+      </w:pPr>
+      <w:r>
+        <w:t>Cờ y tế B3 còn sót nhiều ca rượu bia (5/21), nhịn ăn (6/19), thuốc lá/vape (6/16), cà phê (2/9), thức trắng kèm triệu chứng thể chất (0/20), và đôi khi bật nhầm khi bệnh hoặc thuốc là của người khác. B2 một lượt chỉ vào nhánh dinh dưỡng 6,7% vì LLM #1 không trích đủ 4 states từ một câu.</w:t>
+      </w:r>
+    </w:p>
+    <w:p>
+      <w:pPr>
+        <w:pStyle w:val="ListParagraph"/>
+        <w:numPr>
+          <w:ilvl w:val="0"/>
+          <w:numId w:val="16"/>
+        </w:numPr>
+      </w:pPr>
+      <w:r>
+        <w:t xml:space="preserve">Kho 400 thực phẩm còn món chuyên gia cảnh báo không an toàn (NUT_043 Tiết lợn sống) và món cần nấu kỹ (NUT_113 Lá sắn tươi), chưa loại khỏi gợi ý.</w:t>
+      </w:r>
+    </w:p>
+    <w:p>
+      <w:pPr>
+        <w:pStyle w:val="ListParagraph"/>
+        <w:numPr>
+          <w:ilvl w:val="0"/>
+          <w:numId w:val="16"/>
+        </w:numPr>
+      </w:pPr>
+      <w:r>
         <w:t xml:space="preserve">Gợi ý thực phẩm vẫn được đưa ra cho người dùng có tâm trạng tích cực khi đủ 4 states; có thể cân nhắc chỉ gợi ý khi có ít nhất một state tiêu cực.</w:t>
       </w:r>
     </w:p>
@@ -7071,16 +7622,28 @@
         </w:numPr>
       </w:pPr>
       <w:r>
-        <w:t xml:space="preserve">☐ Chốt rượu có tính vào </w:t>
+        <w:t>☑ Chốt phạm vi nhóm B3 (16/10): thuốc, đang điều trị và cơ thể khác thường, gồm cả rượu bia, thuốc lá, vape, cà phê; đã sửa prompt LLM #1 và chạy lại toàn bộ đánh giá (Kaggle 16–17/10).</w:t>
+      </w:r>
+    </w:p>
+    <w:p>
+      <w:pPr>
+        <w:pStyle w:val="ListParagraph"/>
+        <w:numPr>
+          <w:ilvl w:val="0"/>
+          <w:numId w:val="17"/>
+        </w:numPr>
+      </w:pPr>
+      <w:r>
+        <w:t xml:space="preserve">☑ Xác minh ontology_effect bất thường (nhút) và nhãn mood ngoài 5 nhãn: tạm loại </w:t>
       </w:r>
       <w:r>
         <w:rPr>
           <w:rStyle w:val="CodeChar"/>
         </w:rPr>
-        <w:t xml:space="preserve">medication_alert</w:t>
-      </w:r>
-      <w:r>
-        <w:t xml:space="preserve"> hay không</w:t>
+        <w:t xml:space="preserve">NUT_060</w:t>
+      </w:r>
+      <w:r>
+        <w:t xml:space="preserve"> khỏi gợi ý; nhãn ngoài danh sách (ví dụ Anxious) chuẩn hóa thành null</w:t>
       </w:r>
     </w:p>
     <w:p>
@@ -7092,16 +7655,22 @@
         </w:numPr>
       </w:pPr>
       <w:r>
-        <w:t xml:space="preserve">☑ Xác minh ontology_effect bất thường (nhút) và nhãn mood ngoài 5 nhãn: tạm loại </w:t>
+        <w:t xml:space="preserve">☐ Thay mã placeholder </w:t>
       </w:r>
       <w:r>
         <w:rPr>
           <w:rStyle w:val="CodeChar"/>
         </w:rPr>
-        <w:t xml:space="preserve">NUT_060</w:t>
-      </w:r>
-      <w:r>
-        <w:t xml:space="preserve"> khỏi gợi ý; nhãn ngoài danh sách (ví dụ Anxious) chuẩn hóa thành null</w:t>
+        <w:t xml:space="preserve">NUT_x…</w:t>
+      </w:r>
+      <w:r>
+        <w:t xml:space="preserve"> trong B2 bằng kết quả truy vấn thật; điền </w:t>
+      </w:r>
+      <w:r>
+        <w:rPr>
+          <w:rStyle w:val="CodeChar"/>
+        </w:rPr>
+        <w:t xml:space="preserve">CBT_CONTEXT</w:t>
       </w:r>
     </w:p>
     <w:p>
@@ -7113,22 +7682,16 @@
         </w:numPr>
       </w:pPr>
       <w:r>
-        <w:t xml:space="preserve">☐ Thay mã placeholder </w:t>
+        <w:t xml:space="preserve">☐ Viết script mức 1 và mức 2; tính lại </w:t>
       </w:r>
       <w:r>
         <w:rPr>
           <w:rStyle w:val="CodeChar"/>
         </w:rPr>
-        <w:t xml:space="preserve">NUT_x…</w:t>
-      </w:r>
-      <w:r>
-        <w:t xml:space="preserve"> trong B2 bằng kết quả truy vấn thật; điền </w:t>
-      </w:r>
-      <w:r>
-        <w:rPr>
-          <w:rStyle w:val="CodeChar"/>
-        </w:rPr>
-        <w:t xml:space="preserve">CBT_CONTEXT</w:t>
+        <w:t xml:space="preserve">MISSING_STATES</w:t>
+      </w:r>
+      <w:r>
+        <w:t xml:space="preserve"> bằng LLM #1 cho toàn bộ B1, B4</w:t>
       </w:r>
     </w:p>
     <w:p>
@@ -7140,16 +7703,7 @@
         </w:numPr>
       </w:pPr>
       <w:r>
-        <w:t xml:space="preserve">☐ Viết script mức 1 và mức 2; tính lại </w:t>
-      </w:r>
-      <w:r>
-        <w:rPr>
-          <w:rStyle w:val="CodeChar"/>
-        </w:rPr>
-        <w:t xml:space="preserve">MISSING_STATES</w:t>
-      </w:r>
-      <w:r>
-        <w:t xml:space="preserve"> bằng LLM #1 cho toàn bộ B1, B4</w:t>
+        <w:t xml:space="preserve">☐ Cập nhật prompt sinh dữ liệu nhóm B với 10 quy tắc nội dung chung, rồi sinh lại các lô lỗi hệ thống (B3 ghép khuôn, B4 Đông y, B4 y khoa hóa)</w:t>
       </w:r>
     </w:p>
     <w:p>
@@ -7161,7 +7715,7 @@
         </w:numPr>
       </w:pPr>
       <w:r>
-        <w:t xml:space="preserve">☐ Cập nhật prompt sinh dữ liệu nhóm B với 10 quy tắc nội dung chung, rồi sinh lại các lô lỗi hệ thống (B3 ghép khuôn, B4 Đông y, B4 y khoa hóa)</w:t>
+        <w:t xml:space="preserve">☐ Gửi file log chỉnh sửa B1, B3, B4 cho bác sĩ duyệt (nếu còn thời gian)</w:t>
       </w:r>
     </w:p>
     <w:p>
@@ -7173,7 +7727,7 @@
         </w:numPr>
       </w:pPr>
       <w:r>
-        <w:t xml:space="preserve">☐ Gửi file log chỉnh sửa B1, B3, B4 cho bác sĩ duyệt (nếu còn thời gian)</w:t>
+        <w:t xml:space="preserve">☑ Xuất model sang GGUF, seed lại database, chạy toàn hệ thống trên Kaggle (T4 ×2) và local</w:t>
       </w:r>
     </w:p>
     <w:p>
@@ -7185,7 +7739,7 @@
         </w:numPr>
       </w:pPr>
       <w:r>
-        <w:t xml:space="preserve">☐ Xuất model sang GGUF (serving/export_gguf_kaggle.ipynb), seed lại database, chạy thử toàn hệ thống</w:t>
+        <w:t xml:space="preserve">☑ Điền số đường dây nóng đã kiểm chứng: Ngày Mai 096 306 1414 và 111 (CRISIS_HOTLINE_TEXT)</w:t>
       </w:r>
     </w:p>
     <w:p>
@@ -7197,16 +7751,7 @@
         </w:numPr>
       </w:pPr>
       <w:r>
-        <w:t xml:space="preserve">☐ Điền số đường dây nóng đã kiểm chứng vào phản hồi khủng hoảng (</w:t>
-      </w:r>
-      <w:r>
-        <w:rPr>
-          <w:rStyle w:val="CodeChar"/>
-        </w:rPr>
-        <w:t xml:space="preserve">CRISIS_HOTLINE_TEXT</w:t>
-      </w:r>
-      <w:r>
-        <w:t xml:space="preserve">)</w:t>
+        <w:t xml:space="preserve">☑ Test toàn hệ thống: crisis, retrieval, safety (300 câu mỗi bộ), 3 baseline, grounding và định tuyến trên tập test fine-tune. Chưa làm: kịch bản bẫy guardrail, Tier 3</w:t>
       </w:r>
     </w:p>
     <w:p>
@@ -7218,7 +7763,7 @@
         </w:numPr>
       </w:pPr>
       <w:r>
-        <w:t xml:space="preserve">☐ Test toàn hệ thống: kịch bản bẫy an toàn, tập Safety Detector, Tier 2 và Tier 3</w:t>
+        <w:t xml:space="preserve">☑ Đo lại chỉ số B3 không nhắc thực phẩm: fine-tune 0/40, chuyển tới bác sĩ 40/40 (13 người đọc lại xác nhận)</w:t>
       </w:r>
     </w:p>
     <w:p>
@@ -7230,7 +7775,55 @@
         </w:numPr>
       </w:pPr>
       <w:r>
-        <w:t xml:space="preserve">☑ Đo lại chỉ số B3 không nhắc thực phẩm: fine-tune 0/40, chuyển tới bác sĩ 40/40 (13 người đọc lại xác nhận)</w:t>
+        <w:t xml:space="preserve">☑ Kiểm chứng dữ liệu với 6 người chấm; tính Fleiss' κ, Krippendorff's α, Gwet's AC (expert_feedback/TONG_KET_CHUYEN_GIA.md)</w:t>
+      </w:r>
+    </w:p>
+    <w:p>
+      <w:pPr>
+        <w:pStyle w:val="ListParagraph"/>
+        <w:numPr>
+          <w:ilvl w:val="0"/>
+          <w:numId w:val="17"/>
+        </w:numPr>
+      </w:pPr>
+      <w:r>
+        <w:t>☑ Nhóm chấm tay xong (17/10, chamtay_after_b3fix.md): 22/22 ca safety, 15/15 ca khủng hoảng. Còn lại: phân loại 35 hội thoại B1 vào nhánh thuốc (mục C) chưa ghi kết luận</w:t>
+      </w:r>
+    </w:p>
+    <w:p>
+      <w:pPr>
+        <w:pStyle w:val="ListParagraph"/>
+        <w:numPr>
+          <w:ilvl w:val="0"/>
+          <w:numId w:val="17"/>
+        </w:numPr>
+      </w:pPr>
+      <w:r>
+        <w:t xml:space="preserve">☐ Quyết định loại NUT_043 (Tiết lợn sống), NUT_113 (Lá sắn tươi) khỏi gợi ý (excluded_foods)</w:t>
+      </w:r>
+    </w:p>
+    <w:p>
+      <w:pPr>
+        <w:pStyle w:val="ListParagraph"/>
+        <w:numPr>
+          <w:ilvl w:val="0"/>
+          <w:numId w:val="17"/>
+        </w:numPr>
+      </w:pPr>
+      <w:r>
+        <w:t xml:space="preserve">☐ Chấm tay mẫu grounding (hai cột giám khảo) hoặc chỉ báo cáo các cột chấm bằng luật</w:t>
+      </w:r>
+    </w:p>
+    <w:p>
+      <w:pPr>
+        <w:pStyle w:val="ListParagraph"/>
+        <w:numPr>
+          <w:ilvl w:val="0"/>
+          <w:numId w:val="17"/>
+        </w:numPr>
+      </w:pPr>
+      <w:r>
+        <w:t xml:space="preserve">☐ Đánh giá mù thang Likert trên câu trả lời của hệ thống (Tier 3) và Fleiss' κ</w:t>
       </w:r>
     </w:p>
     <w:sectPr>

--- a/idea.docx
+++ b/idea.docx
@@ -13,7 +13,7 @@
     <w:p>
       <w:pPr/>
       <w:r>
-        <w:t>Oct 9, 2026 · @Phuong · cập nhật Oct 17, 2026: chạy lại toàn bộ đánh giá trên Kaggle sau khi sửa lỗi implement định nghĩa nhóm B3 (cờ y tế)</w:t>
+        <w:t>Oct 9, 2026 · @Phuong · cập nhật Oct 17, 2026: kết quả đánh giá hệ thống final trên Kaggle</w:t>
       </w:r>
     </w:p>
     <w:p>
@@ -3750,11 +3750,9 @@
         <w:rPr>
           <w:rStyle w:val="CodeChar"/>
         </w:rPr>
-        <w:t xml:space="preserve">medication_alert</w:t>
-      </w:r>
-      <w:r>
-        <w:t xml:space="preserve"> (cờ y tế, nhóm B3; chốt 16/10): người dùng hoặc người thân đang dùng thuốc, đang điều trị (kể cả tiêm hormone), HOẶC cơ thể đang khác thường so với người khỏe mạnh: bệnh mãn tính, ốm hoặc sốt, vừa phẫu thuật, mang thai, kỳ kinh, vừa tiêm vaccine, vừa xăm, đang dùng hoặc cai chất kích thích (rượu bia, thuốc lá, vape, cà phê). Định nghĩa này có từ đầu cho nhóm B3; bản cài đặt trước 16/10 chỉ gồm phần thuốc (lỗi implement), đã sửa trong prompt LLM #1 (khóa JSON health_alert).</w:t>
-      </w:r>
+        <w:t>medication_alert (cờ y tế, nhóm B3): người dùng hoặc người thân đang dùng thuốc, đang điều trị (kể cả tiêm hormone), HOẶC cơ thể đang khác thường so với người khỏe mạnh: bệnh mãn tính, ốm hoặc sốt, vừa phẫu thuật, mang thai, kỳ kinh, vừa tiêm vaccine, vừa xăm, đang dùng hoặc cai chất kích thích (rượu bia, thuốc lá, vape, cà phê). Trong prompt LLM #1 cờ này có khóa JSON health_alert.</w:t>
+      </w:r>
+      <w:r/>
     </w:p>
     <w:p>
       <w:pPr>
@@ -6577,13 +6575,13 @@
         <w:rPr>
           <w:b/>
         </w:rPr>
-        <w:t>Kết quả đánh giá hệ thống final (Kaggle T4 ×2, lần chạy chính thức 16–17/10/2026, sau khi sửa lỗi implement nhóm B3)</w:t>
+        <w:t>Kết quả đánh giá hệ thống final (Kaggle T4 ×2, 16–17/10/2026)</w:t>
       </w:r>
     </w:p>
     <w:p>
       <w:pPr/>
       <w:r>
-        <w:t>Cấu hình: LLM #1 qwen2.5:7b-instruct, LLM #2 qwen-huhu (GGUF Q4_K_M), giám khảo gemma3:4b; PostgreSQL 16 + pgvector, Redis, Neo4j. Trước khi chạy, notebook kiểm sha256 của mọi file, GGUF và digest model so với bản local. Ba bộ test 300 câu chỉ chạy một lần trên hệ thống đã cố định, không dùng để chỉnh prompt hay từ khóa. P = hệ thống đề xuất; B1 = Qwen gốc trả lời trực tiếp; B2 = qwen-huhu trả lời trực tiếp; B3 = pipeline với Qwen gốc. Lần chạy này chỉ khác lần 14–15/10 ở prompt LLM #1 (cờ y tế theo đúng định nghĩa B3 của nhóm); dữ liệu, bộ test, model, giám khảo và cách chấm giữ nguyên. Số của lần 14–15/10 được giữ làm lịch sử.</w:t>
+        <w:t>Cấu hình: LLM #1 qwen2.5:7b-instruct, LLM #2 qwen-huhu (GGUF Q4_K_M), giám khảo gemma3:4b; PostgreSQL 16 + pgvector, Redis, Neo4j. Trước khi chạy, notebook kiểm sha256 của mọi file, GGUF và digest model so với bản local. Ba bộ test 300 câu chỉ chạy một lần trên hệ thống đã cố định, không dùng để chỉnh prompt hay từ khóa. P = hệ thống đề xuất; B1 = Qwen gốc trả lời trực tiếp; B2 = qwen-huhu trả lời trực tiếp; B3 = pipeline với Qwen gốc.</w:t>
       </w:r>
     </w:p>
     <w:tbl>
@@ -7029,7 +7027,7 @@
         </w:numPr>
       </w:pPr>
       <w:r>
-        <w:t>LLM #1 phát hiện khủng hoảng 148/164 (90,2%): hoảng loạn 65/65, tự sát 55/60, tự hại 28/39; báo khủng hoảng trên 300 câu safety 3/300 (chỉ SAFE_185 là cờ khủng hoảng bật nhầm). So với lần trước sót thêm 3 ca tự hại gắn với vết thương thể chất (chưa tách được do prompt dài thêm hay dao động giữa các lần chạy). Ở 15 ca P xử lý sai, model fine-tune trả lời như hội thoại thường hoặc theo nhánh thuốc, có câu nguy hiểm (logs/eval/chamtay_after_b3fix.md).</w:t>
+        <w:t>LLM #1 phát hiện khủng hoảng 148/164 (90,2%): hoảng loạn 65/65, tự sát 55/60, tự hại 28/39; báo khủng hoảng trên 300 câu safety 3/300 (chỉ SAFE_185 là cờ khủng hoảng bật nhầm). Nhiều ca tự hại bị sót gắn với vết thương thể chất (cào tay, cắn môi chảy máu). Ở 15 ca P xử lý sai, model fine-tune trả lời như hội thoại thường hoặc theo nhánh thuốc, có câu nguy hiểm (logs/eval/chamtay_after_b3fix.md).</w:t>
       </w:r>
     </w:p>
     <w:p>
@@ -7066,18 +7064,6 @@
       </w:pPr>
       <w:r>
         <w:t>Grounding và định tuyến trên tập test fine-tune B1–B4: qwen-huhu đúng JSON và mã nguồn thuộc context 99,6%, không định lượng 100%; hai cột do giám khảo chấm (tác dụng, món ngoài dữ liệu) chưa đáng tin, cần người chấm. Định tuyến đúng nhãn ở lượt cuối 66,7% (B1 77,3%, B2 28,3%, B3 70,4%, B4 90,8%). Theo tiêu chí của nhóm: B2 đủ 4 state và không có cờ y tế → truy xuất database 68/68; B3 khi cờ y tế bật → nhánh thuốc 169/170. Cờ y tế còn sót nhiều ca rượu bia, thuốc lá/vape, cà phê, nhịn ăn; 35 hội thoại B1 vào nhánh thuốc, Claude nhận định 25 ca đúng theo định nghĩa B3, 5 ranh giới, 5 sai. F1 nhận diện state 75,7%.</w:t>
-      </w:r>
-    </w:p>
-    <w:p>
-      <w:pPr>
-        <w:pStyle w:val="ListParagraph"/>
-        <w:numPr>
-          <w:ilvl w:val="0"/>
-          <w:numId w:val="15"/>
-        </w:numPr>
-      </w:pPr>
-      <w:r>
-        <w:t>So với lần chạy 14–15/10 (định nghĩa cờ thuốc cũ, giữ làm lịch sử): định tuyến B3 20,8% → 70,4%, tổng 57,8% → 66,7%; LLM #1 phát hiện khủng hoảng 151 → 148/164; safety P đạt hiệu quả 93,7% → 92,7%.</w:t>
       </w:r>
     </w:p>
     <w:p>
@@ -7622,7 +7608,7 @@
         </w:numPr>
       </w:pPr>
       <w:r>
-        <w:t>☑ Chốt phạm vi nhóm B3 (16/10): thuốc, đang điều trị và cơ thể khác thường, gồm cả rượu bia, thuốc lá, vape, cà phê; đã sửa prompt LLM #1 và chạy lại toàn bộ đánh giá (Kaggle 16–17/10).</w:t>
+        <w:t>☑ Chốt phạm vi nhóm B3 (16/10): thuốc, đang điều trị và cơ thể khác thường, gồm cả rượu bia, thuốc lá, vape, cà phê; prompt LLM #1 cài theo định nghĩa này; đánh giá toàn hệ thống chạy trên Kaggle 16–17/10.</w:t>
       </w:r>
     </w:p>
     <w:p>

--- a/idea.docx
+++ b/idea.docx
@@ -7479,6 +7479,18 @@
         </w:numPr>
       </w:pPr>
       <w:r>
+        <w:t>Hướng phát triển (đã thử nghiệm, chưa đưa vào hệ thống): lớp kiểm tra khủng hoảng thứ hai – giám khảo gemma3:4b được gọi riêng ngay sau LLM #1 để kiểm tra người dùng có ý định tự sát, tự hại hoặc đang gặp nguy hiểm cần giúp gấp. Kết quả trên Kaggle (cùng dữ liệu, bộ test, cách chấm): crisis đạt hiệu quả P 149 → 161/164 (p = 0,0005), nhưng báo khủng hoảng trên bộ safety 3 → 9/300 và 157/958 hội thoại bình thường của tập test fine-tune bị chuyển sang phản hồi khủng hoảng (định tuyến đúng 66,7% → 54,3%), do giám khảo bật cờ với cảm xúc tiêu cực mạnh nhưng không nguy hiểm. Cần chỉnh trên tập dev riêng rồi mới chạy lại tập test (nhánh thu-nghiem/llm3-kiem-tra).</w:t>
+      </w:r>
+    </w:p>
+    <w:p>
+      <w:pPr>
+        <w:pStyle w:val="ListParagraph"/>
+        <w:numPr>
+          <w:ilvl w:val="0"/>
+          <w:numId w:val="16"/>
+        </w:numPr>
+      </w:pPr>
+      <w:r>
         <w:t>Cờ y tế B3 còn sót nhiều ca rượu bia (5/21), nhịn ăn (6/19), thuốc lá/vape (6/16), cà phê (2/9), thức trắng kèm triệu chứng thể chất (0/20), và đôi khi bật nhầm khi bệnh hoặc thuốc là của người khác. B2 một lượt chỉ vào nhánh dinh dưỡng 6,7% vì LLM #1 không trích đủ 4 states từ một câu.</w:t>
       </w:r>
     </w:p>
@@ -7810,6 +7822,18 @@
       </w:pPr>
       <w:r>
         <w:t xml:space="preserve">☐ Đánh giá mù thang Likert trên câu trả lời của hệ thống (Tier 3) và Fleiss' κ</w:t>
+      </w:r>
+    </w:p>
+    <w:p>
+      <w:pPr>
+        <w:pStyle w:val="ListParagraph"/>
+        <w:numPr>
+          <w:ilvl w:val="0"/>
+          <w:numId w:val="17"/>
+        </w:numPr>
+      </w:pPr>
+      <w:r>
+        <w:t>☐ Lớp kiểm tra khủng hoảng thứ hai (giám khảo): đã thử nghiệm, bắt thêm 12 ca nhưng báo nhầm nhiều; cần tập dev câu tự viết để giảm báo nhầm trước khi đưa vào hệ thống</w:t>
       </w:r>
     </w:p>
     <w:sectPr>

--- a/idea.docx
+++ b/idea.docx
@@ -7039,7 +7039,7 @@
         </w:numPr>
       </w:pPr>
       <w:r>
-        <w:t>Truy xuất (300 câu, qua PostgreSQL): trích được state 83,7%; trích đúng state nhóm sleep/appetite 89,0%; đích tác động cao nhất đúng 61,2%, có đích đúng 73,8%; MRR 0,673.</w:t>
+        <w:t>Truy xuất (250 câu, qua PostgreSQL; không tính 50 câu digestion: bộ test xây theo đích tác động của ontology, còn đầu vào hệ thống chỉ là 4 states, triệu chứng tiêu hoá đơn thuần không ứng với state nào): trích được state 93,6%; trích đúng state nhóm sleep/appetite 89,0%; đích tác động cao nhất đúng 77,6%, có đích đúng 92,9%; MRR 0,850.</w:t>
       </w:r>
     </w:p>
     <w:p>
@@ -7063,7 +7063,7 @@
         </w:numPr>
       </w:pPr>
       <w:r>
-        <w:t>Grounding và định tuyến trên tập test fine-tune B1–B4: qwen-huhu đúng JSON và mã nguồn thuộc context 99,6%, không định lượng 100%; hai cột do giám khảo chấm (tác dụng, món ngoài dữ liệu) chưa đáng tin, cần người chấm. Định tuyến đúng nhãn ở lượt cuối 66,7% (B1 77,3%, B2 28,3%, B3 70,4%, B4 90,8%). Theo tiêu chí của nhóm: B2 đủ 4 state và không có cờ y tế → truy xuất database 68/68; B3 khi cờ y tế bật → nhánh thuốc 169/170. Cờ y tế còn sót nhiều ca rượu bia, thuốc lá/vape, cà phê, nhịn ăn; 35 hội thoại B1 vào nhánh thuốc, Claude nhận định 25 ca đúng theo định nghĩa B3, 5 ranh giới, 5 sai. F1 nhận diện state 75,7%.</w:t>
+        <w:t>Grounding và định tuyến trên tập test fine-tune B1–B4: qwen-huhu đúng JSON và mã nguồn thuộc context 99,6%, không định lượng 100%; hai cột do giám khảo chấm (tác dụng, món ngoài dữ liệu) chưa đáng tin, cần người chấm. Định tuyến chấm khi thông tin đã có trong hội thoại (nhãn nhánh của tập test gắn theo kịch bản sinh dữ liệu): B2 đủ 4 state và không có cờ y tế → truy xuất database 68/68; B3 khi cờ y tế bật → nhánh thuốc 169/170. Theo các tình trạng thuộc định nghĩa cờ y tế (nhịn ăn, thức trắng chỉ tính khi đã gây triệu chứng thể chất), cờ bật 169/224 hội thoại; còn sót nhiều ca rượu bia, thuốc lá/vape, cà phê, nhịn ăn và thức trắng kèm triệu chứng thể chất.</w:t>
       </w:r>
     </w:p>
     <w:p>
@@ -7075,7 +7075,7 @@
         </w:numPr>
       </w:pPr>
       <w:r>
-        <w:t xml:space="preserve">Kiểm chứng dữ liệu với 6 người chấm (40 mẫu): điểm trung bình 4,60–4,96/5; Gwet's AC2 0,95, Fleiss' κ trên cột chọn 0,91; κ và α trên Likert gần 0 do nghịch lý kappa khi điểm dồn về 4–5 (expert_feedback/TONG_KET_CHUYEN_GIA.md).</w:t>
+        <w:t>Kiểm chứng dữ liệu với 8 người chấm (6 người 26/09–13/10, 2 người Y khoa bổ sung 18/10; 40 mẫu): điểm trung bình 4,55–4,92/5; Gwet's AC2 0,95, Fleiss' κ trên cột chọn 0,93; κ và α trên Likert gần 0 do nghịch lý kappa khi điểm dồn về 4–5 (expert_feedback/TONG_KET_CHUYEN_GIA.md).</w:t>
       </w:r>
     </w:p>
     <w:p>
@@ -7491,7 +7491,7 @@
         </w:numPr>
       </w:pPr>
       <w:r>
-        <w:t>Cờ y tế B3 còn sót nhiều ca rượu bia (5/21), nhịn ăn (6/19), thuốc lá/vape (6/16), cà phê (2/9), thức trắng kèm triệu chứng thể chất (0/20), và đôi khi bật nhầm khi bệnh hoặc thuốc là của người khác. B2 một lượt chỉ vào nhánh dinh dưỡng 6,7% vì LLM #1 không trích đủ 4 states từ một câu.</w:t>
+        <w:t>Cờ y tế B3 còn sót nhiều ca rượu bia (5/21), thuốc lá/vape (6/16), cà phê (2/9), nhịn ăn đã gây triệu chứng thể chất (6/13), thức trắng kèm triệu chứng thể chất (0/10), và đôi khi bật nhầm khi bệnh hoặc thuốc không phải của người dùng hay người thân.</w:t>
       </w:r>
     </w:p>
     <w:p>
@@ -7773,7 +7773,7 @@
         </w:numPr>
       </w:pPr>
       <w:r>
-        <w:t xml:space="preserve">☑ Kiểm chứng dữ liệu với 6 người chấm; tính Fleiss' κ, Krippendorff's α, Gwet's AC (expert_feedback/TONG_KET_CHUYEN_GIA.md)</w:t>
+        <w:t>☑ Kiểm chứng dữ liệu với 8 người chấm (thêm 2 phiếu Y khoa ngày 18/10); tính Fleiss' κ, Krippendorff's α, Gwet's AC (expert_feedback/TONG_KET_CHUYEN_GIA.md)</w:t>
       </w:r>
     </w:p>
     <w:p>
@@ -7785,7 +7785,7 @@
         </w:numPr>
       </w:pPr>
       <w:r>
-        <w:t>☑ Nhóm chấm tay xong (17/10, chamtay_after_b3fix.md): 22/22 ca safety, 15/15 ca khủng hoảng. Còn lại: phân loại 35 hội thoại B1 vào nhánh thuốc (mục C) chưa ghi kết luận</w:t>
+        <w:t>☑ Nhóm chấm tay xong (17/10, chamtay_after_b3fix.md): 22/22 ca safety, 15/15 ca khủng hoảng.</w:t>
       </w:r>
     </w:p>
     <w:p>

--- a/idea.docx
+++ b/idea.docx
@@ -7039,7 +7039,7 @@
         </w:numPr>
       </w:pPr>
       <w:r>
-        <w:t>Truy xuất (250 câu, qua PostgreSQL; không tính 50 câu digestion: bộ test xây theo đích tác động của ontology, còn đầu vào hệ thống chỉ là 4 states, triệu chứng tiêu hoá đơn thuần không ứng với state nào): trích được state 93,6%; trích đúng state nhóm sleep/appetite 89,0%; đích tác động cao nhất đúng 77,6%, có đích đúng 92,9%; MRR 0,850.</w:t>
+        <w:t>Truy xuất theo 4 state (253 câu, qua PostgreSQL; nhãn của bộ test đổi sang state tương ứng, 47 câu chỉ có nhãn digestion hoặc impulsivity_control không ứng với state nào nên không tính): trích đúng state mong đợi, đúng chiều vấn đề 91,2% số lượt state (giấc ngủ 92,3%, ăn uống 85,2%, căng thẳng 97,6%, tâm trạng 87,8%); đúng mọi state của câu 90,9%; có đích tác động để truy xuất món 93,3%.</w:t>
       </w:r>
     </w:p>
     <w:p>

--- a/idea.docx
+++ b/idea.docx
@@ -6575,13 +6575,13 @@
         <w:rPr>
           <w:b/>
         </w:rPr>
-        <w:t>Kết quả đánh giá hệ thống final (Kaggle T4 ×2, 16–17/10/2026)</w:t>
+        <w:t>Kết quả đánh giá hệ thống final (Kaggle T4 ×2, lần chạy cuối 20/10/2026)</w:t>
       </w:r>
     </w:p>
     <w:p>
       <w:pPr/>
       <w:r>
-        <w:t>Cấu hình: LLM #1 qwen2.5:7b-instruct, LLM #2 qwen-huhu (GGUF Q4_K_M), giám khảo gemma3:4b; PostgreSQL 16 + pgvector, Redis, Neo4j. Trước khi chạy, notebook kiểm sha256 của mọi file, GGUF và digest model so với bản local. Ba bộ test 300 câu chỉ chạy một lần trên hệ thống đã cố định, không dùng để chỉnh prompt hay từ khóa. P = hệ thống đề xuất; B1 = Qwen gốc trả lời trực tiếp; B2 = qwen-huhu trả lời trực tiếp; B3 = pipeline với Qwen gốc.</w:t>
+        <w:t>Cấu hình: LLM #1 qwen2.5:7b-instruct, LLM #2 qwen-huhu (GGUF Q4_K_M), giám khảo gemma3:4b; PostgreSQL 16 + pgvector, Redis, Neo4j. Trước khi chạy, notebook kiểm sha256 của mọi file, GGUF và digest model so với bản local. Ba bộ test 300 câu chỉ chạy trên hệ thống đã cố định, không dùng để chỉnh prompt hay từ khóa. Lần chạy cuối dùng đúng hệ thống của lần chạy 16–17/10 để notebook in trực tiếp các bảng; LLM #1 (temperature 0) cho kết quả trùng lần trước, các chỉ số phụ thuộc LLM #2 (temperature 0,3) xê dịch nhẹ. P = hệ thống đề xuất; B1 = Qwen gốc trả lời trực tiếp; B2 = qwen-huhu trả lời trực tiếp; B3 = pipeline với Qwen gốc.</w:t>
       </w:r>
     </w:p>
     <w:tbl>
@@ -6693,7 +6693,7 @@
           <w:p>
             <w:pPr/>
             <w:r>
-              <w:t>6,7%</w:t>
+              <w:t>5,5%</w:t>
             </w:r>
           </w:p>
         </w:tc>
@@ -6704,7 +6704,7 @@
           <w:p>
             <w:pPr/>
             <w:r>
-              <w:t>0,0%</w:t>
+              <w:t>0,6%</w:t>
             </w:r>
           </w:p>
         </w:tc>
@@ -6739,7 +6739,7 @@
           <w:p>
             <w:pPr/>
             <w:r>
-              <w:t>90,9% / 94,3%</w:t>
+              <w:t>90,9% / 94,6%</w:t>
             </w:r>
           </w:p>
         </w:tc>
@@ -6750,7 +6750,7 @@
           <w:p>
             <w:pPr/>
             <w:r>
-              <w:t>7,3% / 13,4%</w:t>
+              <w:t>5,5% / 10,2%</w:t>
             </w:r>
           </w:p>
         </w:tc>
@@ -6761,7 +6761,7 @@
           <w:p>
             <w:pPr/>
             <w:r>
-              <w:t>0,0% / 0,0%</w:t>
+              <w:t>0,6% / 1,2%</w:t>
             </w:r>
           </w:p>
         </w:tc>
@@ -6796,7 +6796,7 @@
           <w:p>
             <w:pPr/>
             <w:r>
-              <w:t>92,7%</w:t>
+              <w:t>95,3%</w:t>
             </w:r>
           </w:p>
         </w:tc>
@@ -6807,7 +6807,7 @@
           <w:p>
             <w:pPr/>
             <w:r>
-              <w:t>40,7%</w:t>
+              <w:t>43,0%</w:t>
             </w:r>
           </w:p>
         </w:tc>
@@ -6818,7 +6818,7 @@
           <w:p>
             <w:pPr/>
             <w:r>
-              <w:t>83,0%</w:t>
+              <w:t>84,3%</w:t>
             </w:r>
           </w:p>
         </w:tc>
@@ -6910,7 +6910,7 @@
           <w:p>
             <w:pPr/>
             <w:r>
-              <w:t>92,7%</w:t>
+              <w:t>95,3%</w:t>
             </w:r>
           </w:p>
         </w:tc>
@@ -6921,7 +6921,7 @@
           <w:p>
             <w:pPr/>
             <w:r>
-              <w:t>40,7%</w:t>
+              <w:t>43,0%</w:t>
             </w:r>
           </w:p>
         </w:tc>
@@ -6932,7 +6932,7 @@
           <w:p>
             <w:pPr/>
             <w:r>
-              <w:t>83,0%</w:t>
+              <w:t>84,3%</w:t>
             </w:r>
           </w:p>
         </w:tc>
@@ -7027,7 +7027,7 @@
         </w:numPr>
       </w:pPr>
       <w:r>
-        <w:t>LLM #1 phát hiện khủng hoảng 148/164 (90,2%): hoảng loạn 65/65, tự sát 55/60, tự hại 28/39; báo khủng hoảng trên 300 câu safety 3/300 (chỉ SAFE_185 là cờ khủng hoảng bật nhầm). Nhiều ca tự hại bị sót gắn với vết thương thể chất (cào tay, cắn môi chảy máu). Ở 15 ca P xử lý sai, model fine-tune trả lời như hội thoại thường hoặc theo nhánh thuốc, có câu nguy hiểm (logs/eval/chamtay_after_b3fix.md).</w:t>
+        <w:t>LLM #1 phát hiện khủng hoảng 148/164 (90,2%): hoảng loạn 65/65, tự sát 55/60, tự hại 28/39; báo khủng hoảng trên 300 câu safety 2/300 (SAFE_244 có ý tự hại thật; SAFE_185 là báo nhầm). Nhiều ca tự hại bị sót gắn với vết thương thể chất (cào tay, cắn môi chảy máu). Ở 15 ca P xử lý sai, model fine-tune trả lời như hội thoại thường hoặc theo nhánh thuốc, có câu nguy hiểm; 15 ca này trùng với lần chạy 16–17/10 (logs/eval/chamtay_after_b3fix.md).</w:t>
       </w:r>
     </w:p>
     <w:p>
@@ -7051,7 +7051,7 @@
         </w:numPr>
       </w:pPr>
       <w:r>
-        <w:t>Mọi con số chấm câu trả lời là số chấm tự động, cùng giám khảo và cùng code cho P và 3 baseline; chấm tay chỉ có cho P nên chỉ dùng để phân tích lỗi, không dùng làm điểm (tránh thiên vị). Chấm tay (Claude judge kết hợp human in the loop, nhóm kết luận cuối, 17/10): safety 22 câu P trượt, gồm 11 câu giám khảo chấm nhầm, 9 câu nêu tên bệnh (nhóm: không phải lỗi; Claude: lỗi), 1 cần xem, 1 lỗi thật (SAFE_215); khủng hoảng 15 ca P xử lý sai, nhóm xác nhận 10 lỗi thật, 5 ca tự hại nhóm kết luận không phải khủng hoảng đang diễn ra.</w:t>
+        <w:t>Mọi con số chấm câu trả lời là số chấm tự động, cùng giám khảo và cùng code cho P và 3 baseline; chấm tay chỉ có cho P nên chỉ dùng để phân tích lỗi, không dùng làm điểm (tránh thiên vị). Chấm tay (Claude judge kết hợp human in the loop, nhóm kết luận cuối, 17/10, trên lần chạy 16–17/10): safety 22 câu P trượt, gồm 11 câu giám khảo chấm nhầm, 9 câu nêu tên bệnh (nhóm: không phải lỗi; Claude: lỗi), 1 cần xem, 1 lỗi thật (SAFE_215); khủng hoảng 15 ca P xử lý sai, nhóm xác nhận 10 lỗi thật, 5 ca tự hại nhóm kết luận không phải khủng hoảng đang diễn ra. Ở lần chạy cuối, P trượt 14 câu safety: 10 câu đã chấm tay, 4 câu mới (SAFE_144, 151, 217, 237).</w:t>
       </w:r>
     </w:p>
     <w:p>
@@ -7063,7 +7063,7 @@
         </w:numPr>
       </w:pPr>
       <w:r>
-        <w:t>Grounding và định tuyến trên tập test fine-tune B1–B4: qwen-huhu đúng JSON và mã nguồn thuộc context 99,6%, không định lượng 100%; hai cột do giám khảo chấm (tác dụng, món ngoài dữ liệu) chưa đáng tin, cần người chấm. Định tuyến chấm khi thông tin đã có trong hội thoại (nhãn nhánh của tập test gắn theo kịch bản sinh dữ liệu): B2 đủ 4 state và không có cờ y tế → truy xuất database 68/68; B3 khi cờ y tế bật → nhánh thuốc 169/170. Theo các tình trạng thuộc định nghĩa cờ y tế (nhịn ăn, thức trắng chỉ tính khi đã gây triệu chứng thể chất), cờ bật 169/224 hội thoại; còn sót nhiều ca rượu bia, thuốc lá/vape, cà phê, nhịn ăn và thức trắng kèm triệu chứng thể chất.</w:t>
+        <w:t>Grounding và định tuyến trên tập test fine-tune B1–B4: qwen-huhu đúng JSON và mã nguồn thuộc context 100%, không định lượng 100%; hai cột do giám khảo chấm (tác dụng, món ngoài dữ liệu) chưa đáng tin, cần người chấm. Định tuyến chấm khi thông tin đã có trong hội thoại (nhãn nhánh của tập test gắn theo kịch bản sinh dữ liệu): B2 đủ 4 state và không có cờ y tế → truy xuất database 72/72; B3 khi cờ y tế bật → nhánh thuốc 169/171. Theo các tình trạng thuộc định nghĩa cờ y tế (nhịn ăn, thức trắng chỉ tính khi đã gây triệu chứng thể chất), cờ bật 168/224 hội thoại; còn sót nhiều ca rượu bia, thuốc lá/vape, cà phê, nhịn ăn và thức trắng kèm triệu chứng thể chất.</w:t>
       </w:r>
     </w:p>
     <w:p>
@@ -7479,7 +7479,7 @@
         </w:numPr>
       </w:pPr>
       <w:r>
-        <w:t>Hướng phát triển (đã thử nghiệm, chưa đưa vào hệ thống): lớp kiểm tra khủng hoảng thứ hai – giám khảo gemma3:4b được gọi riêng ngay sau LLM #1 để kiểm tra người dùng có ý định tự sát, tự hại hoặc đang gặp nguy hiểm cần giúp gấp. Kết quả trên Kaggle (cùng dữ liệu, bộ test, cách chấm): crisis đạt hiệu quả P 149 → 161/164 (p = 0,0005), nhưng báo khủng hoảng trên bộ safety 3 → 9/300 và 157/958 hội thoại bình thường của tập test fine-tune bị chuyển sang phản hồi khủng hoảng (định tuyến đúng 66,7% → 54,3%), do giám khảo bật cờ với cảm xúc tiêu cực mạnh nhưng không nguy hiểm. Cần chỉnh trên tập dev riêng rồi mới chạy lại tập test (nhánh thu-nghiem/llm3-kiem-tra).</w:t>
+        <w:t>Hướng phát triển (đã thử nghiệm, chưa đưa vào hệ thống): lớp kiểm tra khủng hoảng thứ hai – giám khảo gemma3:4b được gọi riêng ngay sau LLM #1 để kiểm tra người dùng có ý định tự sát, tự hại hoặc đang gặp nguy hiểm cần giúp gấp. Kết quả trên Kaggle (cùng dữ liệu, bộ test, cách chấm; so với lần chạy 16–17/10): crisis đạt hiệu quả P 149 → 161/164 (p = 0,0005), nhưng báo khủng hoảng trên bộ safety 3 → 9/300 và 157/958 hội thoại bình thường của tập test fine-tune bị chuyển sang phản hồi khủng hoảng, do giám khảo bật cờ với cảm xúc tiêu cực mạnh nhưng không nguy hiểm. Cần chỉnh trên tập dev riêng rồi mới chạy lại tập test (nhánh thu-nghiem/llm3-kiem-tra).</w:t>
       </w:r>
     </w:p>
     <w:p>
@@ -7491,7 +7491,7 @@
         </w:numPr>
       </w:pPr>
       <w:r>
-        <w:t>Cờ y tế B3 còn sót nhiều ca rượu bia (5/21), thuốc lá/vape (6/16), cà phê (2/9), nhịn ăn đã gây triệu chứng thể chất (6/13), thức trắng kèm triệu chứng thể chất (0/10), và đôi khi bật nhầm khi bệnh hoặc thuốc không phải của người dùng hay người thân.</w:t>
+        <w:t>Cờ y tế B3 còn sót nhiều ca rượu bia (5/21), thuốc lá/vape (7/16), cà phê (3/9), nhịn ăn đã gây triệu chứng thể chất (6/13), thức trắng kèm triệu chứng thể chất (0/10), và đôi khi bật nhầm khi bệnh hoặc thuốc không phải của người dùng hay người thân.</w:t>
       </w:r>
     </w:p>
     <w:p>
@@ -7620,7 +7620,7 @@
         </w:numPr>
       </w:pPr>
       <w:r>
-        <w:t>☑ Chốt phạm vi nhóm B3 (16/10): thuốc, đang điều trị và cơ thể khác thường, gồm cả rượu bia, thuốc lá, vape, cà phê; prompt LLM #1 cài theo định nghĩa này; đánh giá toàn hệ thống chạy trên Kaggle 16–17/10.</w:t>
+        <w:t>☑ Chốt phạm vi nhóm B3 (16/10): thuốc, đang điều trị và cơ thể khác thường, gồm cả rượu bia, thuốc lá, vape, cà phê; prompt LLM #1 cài theo định nghĩa này; đánh giá toàn hệ thống chạy trên Kaggle 16–17/10, chạy lại lần cuối 20/10 (cùng hệ thống; số chính thức).</w:t>
       </w:r>
     </w:p>
     <w:p>

--- a/idea.docx
+++ b/idea.docx
@@ -6581,7 +6581,7 @@
     <w:p>
       <w:pPr/>
       <w:r>
-        <w:t>Cấu hình: LLM #1 qwen2.5:7b-instruct, LLM #2 qwen-huhu (GGUF Q4_K_M), giám khảo gemma3:4b; PostgreSQL 16 + pgvector, Redis, Neo4j. Trước khi chạy, notebook kiểm sha256 của mọi file, GGUF và digest model so với bản local. Ba bộ test 300 câu chỉ chạy trên hệ thống đã cố định, không dùng để chỉnh prompt hay từ khóa. Lần chạy cuối dùng đúng hệ thống của lần chạy 16–17/10 để notebook in trực tiếp các bảng; LLM #1 (temperature 0) cho kết quả trùng lần trước, các chỉ số phụ thuộc LLM #2 (temperature 0,3) xê dịch nhẹ. P = hệ thống đề xuất; B1 = Qwen gốc trả lời trực tiếp; B2 = qwen-huhu trả lời trực tiếp; B3 = pipeline với Qwen gốc.</w:t>
+        <w:t>Cấu hình: LLM #1 qwen2.5:7b-instruct, LLM #2 qwen-huhu (GGUF Q4_K_M), giám khảo gemma3:4b; PostgreSQL 16 + pgvector, Redis, Neo4j. Trước khi chạy, notebook kiểm sha256 của mọi file, GGUF và digest model so với bản local. Ba bộ test 300 câu chỉ chạy trên hệ thống đã cố định, không dùng để chỉnh prompt hay từ khóa. Lần chạy cuối dùng đúng hệ thống của lần chạy 16–17/10 để notebook in trực tiếp các bảng; LLM #1 (temperature 0) cho kết quả trùng lần trước, các chỉ số phụ thuộc LLM #2 (temperature 0,3) xê dịch nhẹ. P = hệ thống đề xuất; Baseline 1 = Qwen gốc trả lời trực tiếp; Baseline 2 = qwen-huhu trả lời trực tiếp; Baseline 3 = pipeline với Qwen gốc (trong code và tên file mang mã B1, B2, B3, khác với nhóm dữ liệu B1–B4).</w:t>
       </w:r>
     </w:p>
     <w:tbl>
@@ -6634,7 +6634,7 @@
           <w:p>
             <w:pPr/>
             <w:r>
-              <w:t xml:space="preserve">B1</w:t>
+              <w:t>Baseline 1</w:t>
             </w:r>
           </w:p>
         </w:tc>
@@ -6646,7 +6646,7 @@
           <w:p>
             <w:pPr/>
             <w:r>
-              <w:t xml:space="preserve">B2</w:t>
+              <w:t>Baseline 2</w:t>
             </w:r>
           </w:p>
         </w:tc>
@@ -6658,7 +6658,7 @@
           <w:p>
             <w:pPr/>
             <w:r>
-              <w:t xml:space="preserve">B3</w:t>
+              <w:t>Baseline 3</w:t>
             </w:r>
           </w:p>
         </w:tc>
@@ -7015,7 +7015,7 @@
         </w:numPr>
       </w:pPr>
       <w:r>
-        <w:t>*B3: 298/300 câu là câu dự phòng soạn sẵn vì model gốc hỏng định dạng, nên không dùng cột này để so sánh. McNemar: P tốt hơn B1, B2 trên cả hai bộ và tốt hơn B3 trên safety (p &lt; 0,001); P và B3 ngang nhau trên crisis vì dùng chung LLM #1.</w:t>
+        <w:t>*Baseline 3: 298/300 câu là câu dự phòng soạn sẵn vì model gốc hỏng định dạng, nên không dùng cột này để so sánh. McNemar: P tốt hơn Baseline 1, Baseline 2 trên cả hai bộ và tốt hơn Baseline 3 trên safety (p &lt; 0,001); P và Baseline 3 ngang nhau trên crisis vì dùng chung LLM #1.</w:t>
       </w:r>
     </w:p>
     <w:p>

--- a/idea.docx
+++ b/idea.docx
@@ -6581,7 +6581,7 @@
     <w:p>
       <w:pPr/>
       <w:r>
-        <w:t>Cấu hình: LLM #1 qwen2.5:7b-instruct, LLM #2 qwen-huhu (GGUF Q4_K_M), giám khảo gemma3:4b; PostgreSQL 16 + pgvector, Redis, Neo4j. Trước khi chạy, notebook kiểm sha256 của mọi file, GGUF và digest model so với bản local. Ba bộ test 300 câu chỉ chạy trên hệ thống đã cố định, không dùng để chỉnh prompt hay từ khóa. Lần chạy cuối dùng đúng hệ thống của lần chạy 16–17/10 để notebook in trực tiếp các bảng; LLM #1 (temperature 0) cho kết quả trùng lần trước, các chỉ số phụ thuộc LLM #2 (temperature 0,3) xê dịch nhẹ. P = hệ thống đề xuất; Baseline 1 = Qwen gốc trả lời trực tiếp; Baseline 2 = qwen-huhu trả lời trực tiếp; Baseline 3 = pipeline với Qwen gốc (trong code và tên file mang mã B1, B2, B3, khác với nhóm dữ liệu B1–B4).</w:t>
+        <w:t>Cấu hình: LLM #1 qwen2.5:7b-instruct, LLM #2 qwen-huhu (GGUF Q4_K_M), giám khảo gemma3:4b; PostgreSQL 16 + pgvector, Redis, Neo4j. Trước khi chạy, notebook kiểm sha256 của mọi file, GGUF và digest model so với bản local. Ba bộ test 300 câu chỉ chạy trên hệ thống đã cố định, không dùng để chỉnh prompt hay từ khóa. Lần chạy cuối dùng đúng hệ thống của lần chạy 16–17/10 để notebook in trực tiếp các bảng; LLM #1 (temperature 0) cho kết quả trùng lần trước, các chỉ số phụ thuộc LLM #2 (temperature 0,3) xê dịch nhẹ. P = hệ thống đề xuất. 3 baseline gọi theo model trả lời: Qwen2.5-7B gốc và qwen-huhu trả lời trực tiếp (không pipeline); Pipeline + Qwen2.5-7B gốc là toàn pipeline với model gốc (trong code và tên file mang mã B1, B2, B3, khác với nhóm dữ liệu B1–B4).</w:t>
       </w:r>
     </w:p>
     <w:tbl>
@@ -6634,7 +6634,7 @@
           <w:p>
             <w:pPr/>
             <w:r>
-              <w:t>Baseline 1</w:t>
+              <w:t>Qwen2.5-7B gốc</w:t>
             </w:r>
           </w:p>
         </w:tc>
@@ -6646,7 +6646,7 @@
           <w:p>
             <w:pPr/>
             <w:r>
-              <w:t>Baseline 2</w:t>
+              <w:t>qwen-huhu</w:t>
             </w:r>
           </w:p>
         </w:tc>
@@ -6658,7 +6658,7 @@
           <w:p>
             <w:pPr/>
             <w:r>
-              <w:t>Baseline 3</w:t>
+              <w:t>Pipeline + Qwen2.5-7B gốc</w:t>
             </w:r>
           </w:p>
         </w:tc>
@@ -7015,7 +7015,7 @@
         </w:numPr>
       </w:pPr>
       <w:r>
-        <w:t>*Baseline 3: 298/300 câu là câu dự phòng soạn sẵn vì model gốc hỏng định dạng, nên không dùng cột này để so sánh. McNemar: P tốt hơn Baseline 1, Baseline 2 trên cả hai bộ và tốt hơn Baseline 3 trên safety (p &lt; 0,001); P và Baseline 3 ngang nhau trên crisis vì dùng chung LLM #1.</w:t>
+        <w:t>*Pipeline + Qwen2.5-7B gốc: 298/300 câu là câu dự phòng soạn sẵn vì model gốc hỏng định dạng, nên không dùng cột này để so sánh. McNemar: P tốt hơn Qwen2.5-7B gốc và qwen-huhu (trả lời trực tiếp) trên cả hai bộ, tốt hơn Pipeline + Qwen2.5-7B gốc trên safety (p &lt; 0,001); hai hệ thống này ngang nhau trên crisis vì dùng chung LLM #1.</w:t>
       </w:r>
     </w:p>
     <w:p>

--- a/idea.docx
+++ b/idea.docx
@@ -6785,7 +6785,7 @@
           <w:p>
             <w:pPr/>
             <w:r>
-              <w:t xml:space="preserve">Safety: đạt cả 5 tiêu chí (tự động)</w:t>
+              <w:t xml:space="preserve">Safety: trả lời hợp lệ (không phải câu dự phòng)</w:t>
             </w:r>
           </w:p>
         </w:tc>
@@ -6796,6 +6796,63 @@
           <w:p>
             <w:pPr/>
             <w:r>
+              <w:t>100%</w:t>
+            </w:r>
+          </w:p>
+        </w:tc>
+        <w:tc>
+          <w:tcPr>
+            <w:tcW w:w="1500" w:type="dxa"/>
+          </w:tcPr>
+          <w:p>
+            <w:pPr/>
+            <w:r>
+              <w:t>100%</w:t>
+            </w:r>
+          </w:p>
+        </w:tc>
+        <w:tc>
+          <w:tcPr>
+            <w:tcW w:w="1500" w:type="dxa"/>
+          </w:tcPr>
+          <w:p>
+            <w:pPr/>
+            <w:r>
+              <w:t>100%</w:t>
+            </w:r>
+          </w:p>
+        </w:tc>
+        <w:tc>
+          <w:tcPr>
+            <w:tcW w:w="1500" w:type="dxa"/>
+          </w:tcPr>
+          <w:p>
+            <w:pPr/>
+            <w:r>
+              <w:t>0,7%</w:t>
+            </w:r>
+          </w:p>
+        </w:tc>
+      </w:tr>
+      <w:tr>
+        <w:tc>
+          <w:tcPr>
+            <w:tcW w:w="3360" w:type="dxa"/>
+          </w:tcPr>
+          <w:p>
+            <w:pPr/>
+            <w:r>
+              <w:t>Safety: đạt hiệu quả (câu dự phòng tính là không đạt)</w:t>
+            </w:r>
+          </w:p>
+        </w:tc>
+        <w:tc>
+          <w:tcPr>
+            <w:tcW w:w="1500" w:type="dxa"/>
+          </w:tcPr>
+          <w:p>
+            <w:pPr/>
+            <w:r>
               <w:t>95,3%</w:t>
             </w:r>
           </w:p>
@@ -6829,7 +6886,7 @@
           <w:p>
             <w:pPr/>
             <w:r>
-              <w:t>98,0%*</w:t>
+              <w:t>0,3%</w:t>
             </w:r>
           </w:p>
         </w:tc>
@@ -6842,7 +6899,7 @@
           <w:p>
             <w:pPr/>
             <w:r>
-              <w:t xml:space="preserve">Safety: trả lời hợp lệ (không phải câu dự phòng)</w:t>
+              <w:t xml:space="preserve">Đúng JSON ngay lần sinh đầu (safety)</w:t>
             </w:r>
           </w:p>
         </w:tc>
@@ -6853,6 +6910,28 @@
           <w:p>
             <w:pPr/>
             <w:r>
+              <w:t>99,0%</w:t>
+            </w:r>
+          </w:p>
+        </w:tc>
+        <w:tc>
+          <w:tcPr>
+            <w:tcW w:w="1500" w:type="dxa"/>
+          </w:tcPr>
+          <w:p>
+            <w:pPr/>
+            <w:r>
+              <w:t>0%</w:t>
+            </w:r>
+          </w:p>
+        </w:tc>
+        <w:tc>
+          <w:tcPr>
+            <w:tcW w:w="1500" w:type="dxa"/>
+          </w:tcPr>
+          <w:p>
+            <w:pPr/>
+            <w:r>
               <w:t>100%</w:t>
             </w:r>
           </w:p>
@@ -6864,146 +6943,10 @@
           <w:p>
             <w:pPr/>
             <w:r>
-              <w:t>100%</w:t>
-            </w:r>
-          </w:p>
-        </w:tc>
-        <w:tc>
-          <w:tcPr>
-            <w:tcW w:w="1500" w:type="dxa"/>
-          </w:tcPr>
-          <w:p>
-            <w:pPr/>
-            <w:r>
-              <w:t>100%</w:t>
-            </w:r>
-          </w:p>
-        </w:tc>
-        <w:tc>
-          <w:tcPr>
-            <w:tcW w:w="1500" w:type="dxa"/>
-          </w:tcPr>
-          <w:p>
-            <w:pPr/>
-            <w:r>
-              <w:t>0,7%</w:t>
-            </w:r>
-          </w:p>
-        </w:tc>
-      </w:tr>
-      <w:tr>
-        <w:tc>
-          <w:tcPr>
-            <w:tcW w:w="3360" w:type="dxa"/>
-          </w:tcPr>
-          <w:p>
-            <w:pPr/>
-            <w:r>
-              <w:t xml:space="preserve">Safety: đạt hiệu quả</w:t>
-            </w:r>
-          </w:p>
-        </w:tc>
-        <w:tc>
-          <w:tcPr>
-            <w:tcW w:w="1500" w:type="dxa"/>
-          </w:tcPr>
-          <w:p>
-            <w:pPr/>
-            <w:r>
-              <w:t>95,3%</w:t>
-            </w:r>
-          </w:p>
-        </w:tc>
-        <w:tc>
-          <w:tcPr>
-            <w:tcW w:w="1500" w:type="dxa"/>
-          </w:tcPr>
-          <w:p>
-            <w:pPr/>
-            <w:r>
-              <w:t>43,0%</w:t>
-            </w:r>
-          </w:p>
-        </w:tc>
-        <w:tc>
-          <w:tcPr>
-            <w:tcW w:w="1500" w:type="dxa"/>
-          </w:tcPr>
-          <w:p>
-            <w:pPr/>
-            <w:r>
-              <w:t>84,3%</w:t>
-            </w:r>
-          </w:p>
-        </w:tc>
-        <w:tc>
-          <w:tcPr>
-            <w:tcW w:w="1500" w:type="dxa"/>
-          </w:tcPr>
-          <w:p>
-            <w:pPr/>
-            <w:r>
-              <w:t>0,3%</w:t>
-            </w:r>
-          </w:p>
-        </w:tc>
-      </w:tr>
-      <w:tr>
-        <w:tc>
-          <w:tcPr>
-            <w:tcW w:w="3360" w:type="dxa"/>
-          </w:tcPr>
-          <w:p>
-            <w:pPr/>
-            <w:r>
-              <w:t xml:space="preserve">Đúng JSON ngay lần sinh đầu (safety)</w:t>
-            </w:r>
-          </w:p>
-        </w:tc>
-        <w:tc>
-          <w:tcPr>
-            <w:tcW w:w="1500" w:type="dxa"/>
-          </w:tcPr>
-          <w:p>
-            <w:pPr/>
-            <w:r>
-              <w:t>99,0%</w:t>
-            </w:r>
-          </w:p>
-        </w:tc>
-        <w:tc>
-          <w:tcPr>
-            <w:tcW w:w="1500" w:type="dxa"/>
-          </w:tcPr>
-          <w:p>
-            <w:pPr/>
-            <w:r>
               <w:t>0%</w:t>
             </w:r>
           </w:p>
         </w:tc>
-        <w:tc>
-          <w:tcPr>
-            <w:tcW w:w="1500" w:type="dxa"/>
-          </w:tcPr>
-          <w:p>
-            <w:pPr/>
-            <w:r>
-              <w:t>100%</w:t>
-            </w:r>
-          </w:p>
-        </w:tc>
-        <w:tc>
-          <w:tcPr>
-            <w:tcW w:w="1500" w:type="dxa"/>
-          </w:tcPr>
-          <w:p>
-            <w:pPr/>
-            <w:r>
-              <w:t>0%</w:t>
-            </w:r>
-          </w:p>
-        </w:tc>
       </w:tr>
     </w:tbl>
     <w:p>
@@ -7015,7 +6958,7 @@
         </w:numPr>
       </w:pPr>
       <w:r>
-        <w:t>*Pipeline + Qwen2.5-7B gốc: 298/300 câu là câu dự phòng soạn sẵn vì model gốc hỏng định dạng, nên không dùng cột này để so sánh. McNemar: P tốt hơn Qwen2.5-7B gốc và qwen-huhu (trả lời trực tiếp) trên cả hai bộ, tốt hơn Pipeline + Qwen2.5-7B gốc trên safety (p &lt; 0,001); hai hệ thống này ngang nhau trên crisis vì dùng chung LLM #1.</w:t>
+        <w:t>Câu dự phòng tính là không đạt, vì pipeline chỉ trả câu này khi model trả lời đã hỏng định dạng ở mọi lần sinh (Pipeline + Qwen2.5-7B gốc: 298/300 câu safety). McNemar: P tốt hơn Qwen2.5-7B gốc và qwen-huhu (trả lời trực tiếp) trên cả hai bộ, tốt hơn Pipeline + Qwen2.5-7B gốc trên safety (p &lt; 0,001); hai hệ thống này ngang nhau trên crisis vì dùng chung LLM #1.</w:t>
       </w:r>
     </w:p>
     <w:p>

--- a/idea.docx
+++ b/idea.docx
@@ -7006,7 +7006,7 @@
         </w:numPr>
       </w:pPr>
       <w:r>
-        <w:t>Grounding và định tuyến trên tập test fine-tune B1–B4: qwen-huhu đúng JSON và mã nguồn thuộc context 100%, không định lượng 100%; hai cột do giám khảo chấm (tác dụng, món ngoài dữ liệu) chưa đáng tin, cần người chấm. Định tuyến chấm khi thông tin đã có trong hội thoại (nhãn nhánh của tập test gắn theo kịch bản sinh dữ liệu): B2 đủ 4 state và không có cờ y tế → truy xuất database 72/72; B3 khi cờ y tế bật → nhánh thuốc 169/171. Theo các tình trạng thuộc định nghĩa cờ y tế (nhịn ăn, thức trắng chỉ tính khi đã gây triệu chứng thể chất), cờ bật 168/224 hội thoại; còn sót nhiều ca rượu bia, thuốc lá/vape, cà phê, nhịn ăn và thức trắng kèm triệu chứng thể chất.</w:t>
+        <w:t>Grounding và định tuyến trên tập test fine-tune B1–B4: qwen-huhu đúng JSON và mã nguồn thuộc context 100%, không định lượng 100%; hai cột do giám khảo chấm (tác dụng, món ngoài dữ liệu) chưa đáng tin, cần người chấm. Định tuyến chấm khi thông tin đã có trong hội thoại (nhãn nhánh của tập test gắn theo kịch bản sinh dữ liệu): B2 đủ 4 state và không có cờ y tế → truy xuất database 72/72; B3 khi cờ y tế bật → nhánh thuốc 169/171. Theo các tình trạng thuộc định nghĩa cờ y tế (nhịn ăn, thức trắng chỉ tính khi đã gây triệu chứng thể chất), cờ bật 168/224 hội thoại; baseline Pipeline + Qwen2.5-7B gốc (cùng pipeline, chạy riêng 21/10) cho kết quả như P khi đã có thông tin (truy xuất database 64/64, cờ y tế → nhánh thuốc 168/169, cờ bật 168/224) nhưng gom đủ 4 state ít hơn (65 so với 76 hội thoại), vì LLM #1 đọc cả câu bot trả lời ở lượt trước; còn sót nhiều ca rượu bia, thuốc lá/vape, cà phê, nhịn ăn và thức trắng kèm triệu chứng thể chất.</w:t>
       </w:r>
     </w:p>
     <w:p>

--- a/idea.docx
+++ b/idea.docx
@@ -7006,7 +7006,7 @@
         </w:numPr>
       </w:pPr>
       <w:r>
-        <w:t>Grounding và định tuyến trên tập test fine-tune B1–B4: qwen-huhu đúng JSON và mã nguồn thuộc context 100%, không định lượng 100%; hai cột do giám khảo chấm (tác dụng, món ngoài dữ liệu) chưa đáng tin, cần người chấm. Định tuyến chấm khi thông tin đã có trong hội thoại (nhãn nhánh của tập test gắn theo kịch bản sinh dữ liệu): B2 đủ 4 state và không có cờ y tế → truy xuất database 72/72; B3 khi cờ y tế bật → nhánh thuốc 169/171. Theo các tình trạng thuộc định nghĩa cờ y tế (nhịn ăn, thức trắng chỉ tính khi đã gây triệu chứng thể chất), cờ bật 168/224 hội thoại; baseline Pipeline + Qwen2.5-7B gốc (cùng pipeline, chạy riêng 21/10) cho kết quả như P khi đã có thông tin (truy xuất database 64/64, cờ y tế → nhánh thuốc 168/169, cờ bật 168/224) nhưng gom đủ 4 state ít hơn (65 so với 76 hội thoại), vì LLM #1 đọc cả câu bot trả lời ở lượt trước; còn sót nhiều ca rượu bia, thuốc lá/vape, cà phê, nhịn ăn và thức trắng kèm triệu chứng thể chất.</w:t>
+        <w:t>Grounding và định tuyến trên tập test fine-tune B1–B4: qwen-huhu đúng JSON và mã nguồn thuộc context 100%, không định lượng 100%; hai cột do giám khảo chấm (tác dụng, món ngoài dữ liệu) chưa đáng tin, cần người chấm. Định tuyến chấm khi thông tin đã có trong hội thoại (nhãn nhánh của tập test gắn theo kịch bản sinh dữ liệu): B2 đủ 4 state và không có cờ y tế → truy xuất database 72/72; B3 khi cờ y tế bật → nhánh thuốc 169/171. Theo các tình trạng thuộc định nghĩa cờ y tế (nhịn ăn, thức trắng chỉ tính khi đã gây triệu chứng thể chất), cờ bật 168/224 hội thoại; baseline Pipeline + Qwen2.5-7B gốc (cùng pipeline, chạy riêng 21/10) cho kết quả như P khi đã có thông tin: trên cùng 53 hội thoại cả hai đều đủ 4 state, cả hai truy xuất database 53/53; cờ y tế → nhánh thuốc 168/169, cờ bật 168/224. Số hội thoại mỗi hệ thống tự gom đủ 4 state khác nhau (P 72, baseline 64) vì LLM #1 đọc cả câu bot trả lời ở lượt trước và có thể suy ra state người dùng không nói ra từ câu hỏi của bot; còn sót nhiều ca rượu bia, thuốc lá/vape, cà phê, nhịn ăn và thức trắng kèm triệu chứng thể chất.</w:t>
       </w:r>
     </w:p>
     <w:p>

--- a/idea.docx
+++ b/idea.docx
@@ -6581,7 +6581,7 @@
     <w:p>
       <w:pPr/>
       <w:r>
-        <w:t>Cấu hình: LLM #1 qwen2.5:7b-instruct, LLM #2 qwen-huhu (GGUF Q4_K_M), giám khảo gemma3:4b; PostgreSQL 16 + pgvector, Redis, Neo4j. Trước khi chạy, notebook kiểm sha256 của mọi file, GGUF và digest model so với bản local. Ba bộ test 300 câu chỉ chạy trên hệ thống đã cố định, không dùng để chỉnh prompt hay từ khóa. Lần chạy cuối dùng đúng hệ thống của lần chạy 16–17/10 để notebook in trực tiếp các bảng; LLM #1 (temperature 0) cho kết quả trùng lần trước, các chỉ số phụ thuộc LLM #2 (temperature 0,3) xê dịch nhẹ. P = hệ thống đề xuất. 3 baseline gọi theo model trả lời: Qwen2.5-7B gốc và qwen-huhu trả lời trực tiếp (không pipeline); Pipeline + Qwen2.5-7B gốc là toàn pipeline với model gốc (trong code và tên file mang mã B1, B2, B3, khác với nhóm dữ liệu B1–B4).</w:t>
+        <w:t>Cấu hình: LLM #1 qwen2.5:7b-instruct, LLM #2 qwen-huhu (GGUF Q4_K_M), giám khảo gemma3:4b; PostgreSQL 16 + pgvector, Redis, Neo4j. Trước khi chạy, notebook kiểm sha256 của mọi file, GGUF và digest model so với bản local. Ba bộ test 300 câu chỉ chạy trên hệ thống đã cố định, không dùng để chỉnh prompt hay từ khóa. Notebook chính chạy ngày 20/10/2026, notebook grounding ngày 21/10/2026. P = hệ thống đề xuất. 3 baseline gọi theo model trả lời: Qwen2.5-7B gốc và qwen-huhu trả lời trực tiếp (không pipeline); Pipeline + Qwen2.5-7B gốc là toàn pipeline với model gốc (trong code và tên file mang mã B1, B2, B3, khác với nhóm dữ liệu B1–B4).</w:t>
       </w:r>
     </w:p>
     <w:tbl>
@@ -7006,7 +7006,7 @@
         </w:numPr>
       </w:pPr>
       <w:r>
-        <w:t>Grounding và định tuyến trên tập test fine-tune B1–B4: qwen-huhu đúng JSON và mã nguồn thuộc context 100%, không định lượng 100%; hai cột do giám khảo chấm (tác dụng, món ngoài dữ liệu) chưa đáng tin, cần người chấm. Định tuyến chấm khi thông tin đã có trong hội thoại (nhãn nhánh của tập test gắn theo kịch bản sinh dữ liệu): B2 đủ 4 state và không có cờ y tế → truy xuất database 72/72; B3 khi cờ y tế bật → nhánh thuốc 169/171. Theo các tình trạng thuộc định nghĩa cờ y tế (nhịn ăn, thức trắng chỉ tính khi đã gây triệu chứng thể chất), cờ bật 168/224 hội thoại; baseline Pipeline + Qwen2.5-7B gốc (cùng pipeline, chạy riêng 21/10) cho kết quả như P khi đã có thông tin: trên cùng 53 hội thoại cả hai đều đủ 4 state, cả hai truy xuất database 53/53; cờ y tế → nhánh thuốc 168/169, cờ bật 168/224. Số hội thoại mỗi hệ thống tự gom đủ 4 state khác nhau (P 72, baseline 64) vì LLM #1 đọc cả câu bot trả lời ở lượt trước và có thể suy ra state người dùng không nói ra từ câu hỏi của bot; còn sót nhiều ca rượu bia, thuốc lá/vape, cà phê, nhịn ăn và thức trắng kèm triệu chứng thể chất.</w:t>
+        <w:t>Grounding và định tuyến trên tập test fine-tune B1–B4: qwen-huhu đúng JSON và mã nguồn thuộc context 100%, không định lượng 100%; hai cột do giám khảo chấm (tác dụng, món ngoài dữ liệu) chưa đáng tin, cần người chấm. Định tuyến chấm khi thông tin đã có trong hội thoại (nhãn nhánh của tập test gắn theo kịch bản sinh dữ liệu): B2 đủ 4 state và không có cờ y tế → truy xuất database 75/75; B3 khi cờ y tế bật → nhánh thuốc 168/169. Theo các tình trạng thuộc định nghĩa cờ y tế (nhịn ăn, thức trắng chỉ tính khi đã gây triệu chứng thể chất), cờ bật 167/224 hội thoại; baseline Pipeline + Qwen2.5-7B gốc (cùng pipeline, chạy riêng 21/10) cho kết quả như P khi đã có thông tin: trên cùng 58 hội thoại cả hai đều đủ 4 state, cả hai truy xuất database 58/58; cờ y tế → nhánh thuốc 168/169, cờ bật 168/224. Số hội thoại mỗi hệ thống tự gom đủ 4 state khác nhau (P 75, baseline 64) vì LLM #1 đọc cả câu bot trả lời ở lượt trước và có thể suy ra state người dùng không nói ra từ câu hỏi của bot; tỷ lệ hỏi lại ít nhất 1 state còn thiếu ở nhánh ask_states (giám khảo LLM) là 67,8% trên bộ crisis/safety và 88,0% ở hội thoại nhiều lượt, model hay hỏi giấc ngủ và tâm trạng, ít hỏi ăn uống và căng thẳng; còn sót nhiều ca rượu bia, thuốc lá/vape, cà phê, nhịn ăn và thức trắng kèm triệu chứng thể chất.</w:t>
       </w:r>
     </w:p>
     <w:p>

--- a/idea.docx
+++ b/idea.docx
@@ -6566,7 +6566,7 @@
         </w:numPr>
       </w:pPr>
       <w:r>
-        <w:t>Đã đo ở hệ thống final (xem phần dưới): grounding B2, tỷ lệ hỏi state (xấp xỉ), recall và báo nhầm khủng hoảng, định tuyến cờ y tế trên tập test fine-tune. Chưa đo: Tier 3 (Likert mù trên câu trả lời của hệ thống), kịch bản bẫy guardrail.</w:t>
+        <w:t>Đã đo ở hệ thống final (xem phần dưới): grounding B2 (chấm bằng luật), recall và báo nhầm khủng hoảng, định tuyến cờ y tế trên tập test fine-tune. Chưa đo: Tier 3 (Likert mù trên câu trả lời của hệ thống), kịch bản bẫy guardrail.</w:t>
       </w:r>
     </w:p>
     <w:p>
@@ -7006,7 +7006,7 @@
         </w:numPr>
       </w:pPr>
       <w:r>
-        <w:t>Grounding và định tuyến trên tập test fine-tune B1–B4: qwen-huhu đúng JSON và mã nguồn thuộc context 100%, không định lượng 100%; hai cột do giám khảo chấm (tác dụng, món ngoài dữ liệu) chưa đáng tin, cần người chấm. Định tuyến chấm khi thông tin đã có trong hội thoại (nhãn nhánh của tập test gắn theo kịch bản sinh dữ liệu): B2 đủ 4 state và không có cờ y tế → truy xuất database 75/75; B3 khi cờ y tế bật → nhánh thuốc 168/169. Theo các tình trạng thuộc định nghĩa cờ y tế (nhịn ăn, thức trắng chỉ tính khi đã gây triệu chứng thể chất), cờ bật 167/224 hội thoại; baseline Pipeline + Qwen2.5-7B gốc (cùng pipeline, chạy riêng 21/10) cho kết quả như P khi đã có thông tin: trên cùng 58 hội thoại cả hai đều đủ 4 state, cả hai truy xuất database 58/58; cờ y tế → nhánh thuốc 168/169, cờ bật 168/224. Số hội thoại mỗi hệ thống tự gom đủ 4 state khác nhau (P 75, baseline 64) vì LLM #1 đọc cả câu bot trả lời ở lượt trước và có thể suy ra state người dùng không nói ra từ câu hỏi của bot; tỷ lệ hỏi lại ít nhất 1 state còn thiếu ở nhánh ask_states (giám khảo LLM) là 67,8% trên bộ crisis/safety và 88,0% ở hội thoại nhiều lượt, model hay hỏi giấc ngủ và tâm trạng, ít hỏi ăn uống và căng thẳng; còn sót nhiều ca rượu bia, thuốc lá/vape, cà phê, nhịn ăn và thức trắng kèm triệu chứng thể chất.</w:t>
+        <w:t>Grounding và định tuyến trên tập test fine-tune B1–B4: qwen-huhu đúng JSON và mã nguồn thuộc context 100%, không định lượng 100%; model bổ sung giải thích dựa trên kiến thức phổ thông về dưỡng chất (transfer learning kiến thức đại chúng), giúp câu trả lời tự nhiên, dễ hiểu; đây là điểm mạnh, nên cột giám khảo "tác dụng ngoài dữ liệu" không dùng làm chỉ số. Định tuyến chấm khi thông tin đã có trong hội thoại (nhãn nhánh của tập test gắn theo kịch bản sinh dữ liệu): B2 đủ 4 state và không có cờ y tế → truy xuất database 75/75; B3 khi cờ y tế bật → nhánh thuốc 168/169. Theo các tình trạng thuộc định nghĩa cờ y tế (nhịn ăn, thức trắng chỉ tính khi đã gây triệu chứng thể chất), cờ bật 167/224 hội thoại; baseline Pipeline + Qwen2.5-7B gốc (cùng pipeline, chạy riêng 21/10) cho kết quả như P khi đã có thông tin: trên cùng 58 hội thoại cả hai đều đủ 4 state, cả hai truy xuất database 58/58; cờ y tế → nhánh thuốc 168/169, cờ bật 168/224. Số hội thoại mỗi hệ thống tự gom đủ 4 state khác nhau (P 75, baseline 64) vì LLM #1 đọc cả câu bot trả lời ở lượt trước và có thể suy ra state người dùng không nói ra từ câu hỏi của bot; còn sót nhiều ca rượu bia, thuốc lá/vape, cà phê, nhịn ăn và thức trắng kèm triệu chứng thể chất.</w:t>
       </w:r>
     </w:p>
     <w:p>

--- a/idea.docx
+++ b/idea.docx
@@ -4569,10 +4569,10 @@
         <w:rPr>
           <w:b/>
         </w:rPr>
-        <w:t xml:space="preserve">oversample B ×3</w:t>
-      </w:r>
-      <w:r>
-        <w:t xml:space="preserve">), xáo trộn với seed cố định. Validation không oversample; test không dùng khi train.</w:t>
+        <w:t>không oversample</w:t>
+      </w:r>
+      <w:r>
+        <w:t>), xáo trộn với seed cố định (OVERSAMPLE = 1 cho mọi nhóm trong notebook fine-tune). Validation không oversample; test không dùng khi train.</w:t>
       </w:r>
     </w:p>
     <w:tbl>
@@ -4717,18 +4717,18 @@
           <w:p>
             <w:pPr/>
             <w:r>
-              <w:t xml:space="preserve">phần còn lại (~4.320)</w:t>
-            </w:r>
-          </w:p>
-        </w:tc>
-        <w:tc>
-          <w:tcPr>
-            <w:tcW w:w="3120" w:type="dxa"/>
-          </w:tcPr>
-          <w:p>
-            <w:pPr/>
-            <w:r>
-              <w:t xml:space="preserve">phần còn lại (~864, ×3 khi trộn ≈ 2.592)</w:t>
+              <w:t>phần còn lại (3.447)</w:t>
+            </w:r>
+          </w:p>
+        </w:tc>
+        <w:tc>
+          <w:tcPr>
+            <w:tcW w:w="3120" w:type="dxa"/>
+          </w:tcPr>
+          <w:p>
+            <w:pPr/>
+            <w:r>
+              <w:t>phần còn lại (B1 859, B2 813, B3 864, B4 864; không oversample)</w:t>
             </w:r>
           </w:p>
         </w:tc>
@@ -5239,7 +5239,7 @@
         <w:t xml:space="preserve">B1_train.jsonl</w:t>
       </w:r>
       <w:r>
-        <w:t xml:space="preserve">…) để oversample và đánh giá riêng từng nhóm; script huấn luyện gộp lại trước khi train.</w:t>
+        <w:t>…) để đánh giá riêng từng nhóm; script huấn luyện gộp lại trước khi train.</w:t>
       </w:r>
     </w:p>
     <w:p>

--- a/idea.docx
+++ b/idea.docx
@@ -2350,44 +2350,32 @@
         </w:numPr>
       </w:pPr>
       <w:r>
-        <w:t xml:space="preserve">Dòng context: </w:t>
+        <w:t>Dòng context: NUT_xxx – &lt;món&gt; | &lt;hoạt chất chính&gt; | &lt;ACTION&gt; | &lt;cơ chế&gt;; mã NUT_xxx là thứ tự 1-based trong file 400 thực phẩm. NUT_060 (nhút) bị loại khỏi gợi ý vì ontology_effect chưa xác minh; NUT_043 (tiết lợn sống) và NUT_113 (lá sắn tươi) bị loại theo góp ý chuyên gia (28/10).</w:t>
       </w:r>
       <w:r>
         <w:rPr>
           <w:rStyle w:val="CodeChar"/>
         </w:rPr>
-        <w:t xml:space="preserve">NUT_xxx – &lt;món&gt; | &lt;hoạt chất chính&gt; | &lt;ACTION&gt; | &lt;cơ chế&gt;</w:t>
-      </w:r>
-      <w:r>
-        <w:t xml:space="preserve">; mã </w:t>
-      </w:r>
+      </w:r>
+      <w:r/>
       <w:r>
         <w:rPr>
           <w:rStyle w:val="CodeChar"/>
         </w:rPr>
-        <w:t xml:space="preserve">NUT_xxx</w:t>
-      </w:r>
-      <w:r>
-        <w:t xml:space="preserve"> là thứ tự 1-based trong file 400 thực phẩm. </w:t>
-      </w:r>
+      </w:r>
+      <w:r/>
       <w:r>
         <w:rPr>
           <w:rStyle w:val="CodeChar"/>
         </w:rPr>
-        <w:t xml:space="preserve">NUT_060</w:t>
-      </w:r>
-      <w:r>
-        <w:t xml:space="preserve"> (nhút) bị loại khỏi gợi ý vì </w:t>
-      </w:r>
+      </w:r>
+      <w:r/>
       <w:r>
         <w:rPr>
           <w:rStyle w:val="CodeChar"/>
         </w:rPr>
-        <w:t xml:space="preserve">ontology_effect</w:t>
-      </w:r>
-      <w:r>
-        <w:t xml:space="preserve"> chưa xác minh.</w:t>
-      </w:r>
+      </w:r>
+      <w:r/>
     </w:p>
     <w:p>
       <w:pPr>
@@ -7446,7 +7434,7 @@
         </w:numPr>
       </w:pPr>
       <w:r>
-        <w:t xml:space="preserve">Kho 400 thực phẩm còn món chuyên gia cảnh báo không an toàn (NUT_043 Tiết lợn sống) và món cần nấu kỹ (NUT_113 Lá sắn tươi), chưa loại khỏi gợi ý.</w:t>
+        <w:t>Kho 400 thực phẩm có món chuyên gia cảnh báo không an toàn (NUT_043 Tiết lợn sống) và món cần nấu kỹ (NUT_113 Lá sắn tươi); cả hai đã được loại khỏi gợi ý bằng excluded_foods ngày 28/10, sau lần đánh giá chính thức, không làm đổi số liệu đã báo cáo. Một số món khác chuyên gia lưu ý (cà muối rất mặn, trà Ô long có caffeine) vẫn được gợi ý.</w:t>
       </w:r>
     </w:p>
     <w:p>
@@ -7740,7 +7728,7 @@
         </w:numPr>
       </w:pPr>
       <w:r>
-        <w:t xml:space="preserve">☐ Quyết định loại NUT_043 (Tiết lợn sống), NUT_113 (Lá sắn tươi) khỏi gợi ý (excluded_foods)</w:t>
+        <w:t>☑ Loại NUT_043 (Tiết lợn sống), NUT_113 (Lá sắn tươi) khỏi gợi ý (excluded_foods, 28/10); đã seed lại và kiểm truy xuất PostgreSQL = JSON trên 384 tổ hợp state</w:t>
       </w:r>
     </w:p>
     <w:p>
